--- a/entregables/MODULO 3/Actividades/Actividades.docx
+++ b/entregables/MODULO 3/Actividades/Actividades.docx
@@ -2,6 +2,31 @@
 <file path=word/document.xml><?xml version="1.0" encoding="utf-8"?>
 <w:document xmlns:wpc="http://schemas.microsoft.com/office/word/2010/wordprocessingCanvas" xmlns:mo="http://schemas.microsoft.com/office/mac/office/2008/main" xmlns:mc="http://schemas.openxmlformats.org/markup-compatibility/2006" xmlns:mv="urn:schemas-microsoft-com:mac:vml" xmlns:o="urn:schemas-microsoft-com:office:office" xmlns:r="http://schemas.openxmlformats.org/officeDocument/2006/relationships" xmlns:m="http://schemas.openxmlformats.org/officeDocument/2006/math" xmlns:v="urn:schemas-microsoft-com:vml" xmlns:wp14="http://schemas.microsoft.com/office/word/2010/wordprocessingDrawing" xmlns:wp="http://schemas.openxmlformats.org/drawingml/2006/wordprocessingDrawing" xmlns:w10="urn:schemas-microsoft-com:office:word" xmlns:w="http://schemas.openxmlformats.org/wordprocessingml/2006/main" xmlns:w14="http://schemas.microsoft.com/office/word/2010/wordml" xmlns:wpg="http://schemas.microsoft.com/office/word/2010/wordprocessingGroup" xmlns:wpi="http://schemas.microsoft.com/office/word/2010/wordprocessingInk" xmlns:wne="http://schemas.microsoft.com/office/word/2006/wordml" xmlns:wps="http://schemas.microsoft.com/office/word/2010/wordprocessingShape" mc:Ignorable="w14 wp14">
   <w:body>
+    <w:p>
+      <w:pPr>
+        <w:pStyle w:val="Subtitle"/>
+        <w:keepNext/>
+        <w:spacing w:before="1701"/>
+      </w:pPr>
+      <w:r>
+        <w:rPr>
+          <w:rFonts w:ascii="Calibri" w:hAnsi="Calibri"/>
+          <w:b w:val="0"/>
+          <w:color w:val="536173"/>
+          <w:sz w:val="26"/>
+        </w:rPr>
+        <w:t>Gestión de Proyectos Ágiles</w:t>
+      </w:r>
+    </w:p>
+    <w:p>
+      <w:r>
+        <w:rPr>
+          <w:color w:val="5D3E83"/>
+          <w:sz w:val="32"/>
+        </w:rPr>
+        <w:t>Módulo 3</w:t>
+      </w:r>
+    </w:p>
     <w:p>
       <w:pPr>
         <w:pStyle w:val="Title"/>
@@ -13,10 +38,312 @@
           <w:rFonts w:ascii="Calibri" w:hAnsi="Calibri"/>
           <w:b w:val="0"/>
           <w:color w:val="000000"/>
-          <w:sz w:val="52"/>
+          <w:sz w:val="58"/>
         </w:rPr>
-        <w:t>Actividades del módulo 3</w:t>
+        <w:t>Planificación Ágil y Gestión del Producto</w:t>
       </w:r>
+    </w:p>
+    <w:p>
+      <w:pPr>
+        <w:pStyle w:val="Subtitle"/>
+        <w:keepNext/>
+      </w:pPr>
+      <w:r>
+        <w:rPr>
+          <w:rFonts w:ascii="Calibri" w:hAnsi="Calibri"/>
+          <w:b w:val="0"/>
+          <w:color w:val="536173"/>
+          <w:sz w:val="26"/>
+        </w:rPr>
+        <w:t>Prácticas autónomas de aplicación</w:t>
+      </w:r>
+    </w:p>
+    <w:p>
+      <w:pPr>
+        <w:pStyle w:val="Subtitle"/>
+        <w:keepNext/>
+      </w:pPr>
+      <w:r>
+        <w:rPr>
+          <w:rFonts w:ascii="Calibri" w:hAnsi="Calibri"/>
+          <w:b w:val="0"/>
+          <w:color w:val="536173"/>
+          <w:sz w:val="26"/>
+        </w:rPr>
+        <w:t>Actividades formativas</w:t>
+      </w:r>
+    </w:p>
+    <w:p>
+      <w:r>
+        <w:br w:type="page"/>
+      </w:r>
+    </w:p>
+    <w:p>
+      <w:pPr>
+        <w:pStyle w:val="Heading1"/>
+        <w:keepNext/>
+      </w:pPr>
+      <w:r>
+        <w:rPr>
+          <w:rFonts w:ascii="Calibri" w:hAnsi="Calibri"/>
+          <w:b/>
+          <w:color w:val="5D3E83"/>
+          <w:sz w:val="34"/>
+        </w:rPr>
+        <w:t>Actividades formativas</w:t>
+      </w:r>
+    </w:p>
+    <w:p>
+      <w:pPr>
+        <w:spacing w:after="80"/>
+      </w:pPr>
+      <w:hyperlink w:anchor="seccion-1">
+        <w:r>
+          <w:rPr>
+            <w:rStyle w:val="Hyperlink"/>
+          </w:rPr>
+          <w:t xml:space="preserve">Actividad 1: De una idea a una visión y un objetivo</w:t>
+        </w:r>
+      </w:hyperlink>
+    </w:p>
+    <w:p>
+      <w:pPr>
+        <w:spacing w:after="80"/>
+      </w:pPr>
+      <w:hyperlink w:anchor="seccion-2">
+        <w:r>
+          <w:rPr>
+            <w:rStyle w:val="Hyperlink"/>
+          </w:rPr>
+          <w:t xml:space="preserve">Actividad 2: Escribir historias y comprobar la calidad</w:t>
+        </w:r>
+      </w:hyperlink>
+    </w:p>
+    <w:p>
+      <w:pPr>
+        <w:spacing w:after="80"/>
+      </w:pPr>
+      <w:hyperlink w:anchor="seccion-3">
+        <w:r>
+          <w:rPr>
+            <w:rStyle w:val="Hyperlink"/>
+          </w:rPr>
+          <w:t xml:space="preserve">Actividad 3: Priorizar sin que la técnica decida sola</w:t>
+        </w:r>
+      </w:hyperlink>
+    </w:p>
+    <w:p>
+      <w:pPr>
+        <w:spacing w:after="80"/>
+      </w:pPr>
+      <w:hyperlink w:anchor="seccion-4">
+        <w:r>
+          <w:rPr>
+            <w:rStyle w:val="Hyperlink"/>
+          </w:rPr>
+          <w:t xml:space="preserve">Actividad 4: Diseñar el MVP y el lanzamiento</w:t>
+        </w:r>
+      </w:hyperlink>
+    </w:p>
+    <w:p>
+      <w:pPr>
+        <w:spacing w:after="80"/>
+      </w:pPr>
+      <w:hyperlink w:anchor="seccion-5">
+        <w:r>
+          <w:rPr>
+            <w:rStyle w:val="Hyperlink"/>
+          </w:rPr>
+          <w:t xml:space="preserve">Antes de terminar</w:t>
+        </w:r>
+      </w:hyperlink>
+    </w:p>
+    <w:p>
+      <w:r>
+        <w:br w:type="page"/>
+      </w:r>
+    </w:p>
+    <w:p>
+      <w:pPr>
+        <w:spacing w:line="278" w:lineRule="auto" w:after="140"/>
+      </w:pPr>
+      <w:r>
+        <w:rPr>
+          <w:rFonts w:ascii="Calibri" w:hAnsi="Calibri"/>
+          <w:sz w:val="22"/>
+        </w:rPr>
+        <w:t>En estas actividades vas a convertir una idea en decisiones de producto: una visión, un backlog con historias verificables, un orden de prioridades y un experimento para aprender antes de invertir.</w:t>
+      </w:r>
+    </w:p>
+    <w:tbl>
+      <w:tblPr>
+        <w:tblW w:type="auto" w:w="0"/>
+        <w:tblLayout w:type="fixed"/>
+        <w:tblLook w:firstColumn="1" w:firstRow="1" w:lastColumn="0" w:lastRow="0" w:noHBand="0" w:noVBand="1" w:val="04A0"/>
+      </w:tblPr>
+      <w:tblGrid>
+        <w:gridCol w:w="9412"/>
+      </w:tblGrid>
+      <w:tr>
+        <w:trPr>
+          <w:cantSplit/>
+        </w:trPr>
+        <w:tc>
+          <w:tcPr>
+            <w:tcW w:type="dxa" w:w="9411"/>
+            <w:tcBorders>
+              <w:left w:val="single" w:sz="36" w:color="1F4E86"/>
+              <w:top w:val="single" w:sz="4" w:color="1F4E86"/>
+              <w:bottom w:val="single" w:sz="4" w:color="1F4E86"/>
+              <w:right w:val="single" w:sz="4" w:color="1F4E86"/>
+            </w:tcBorders>
+            <w:shd w:val="clear" w:fill="E8F1FA"/>
+            <w:tcMar>
+              <w:top w:w="140" w:type="dxa"/>
+              <w:bottom w:w="100" w:type="dxa"/>
+              <w:left w:w="220" w:type="dxa"/>
+              <w:right w:w="200" w:type="dxa"/>
+            </w:tcMar>
+          </w:tcPr>
+          <w:p>
+            <w:pPr>
+              <w:spacing w:after="100"/>
+            </w:pPr>
+            <w:r>
+              <w:rPr>
+                <w:rFonts w:ascii="Calibri" w:hAnsi="Calibri"/>
+                <w:b/>
+                <w:color w:val="1F4E86"/>
+                <w:sz w:val="23"/>
+              </w:rPr>
+              <w:t>Cómo usar estas actividades</w:t>
+            </w:r>
+          </w:p>
+          <w:p>
+            <w:pPr>
+              <w:tabs>
+                <w:tab w:pos="340" w:val="left"/>
+              </w:tabs>
+              <w:spacing w:after="80"/>
+              <w:ind w:left="340" w:hanging="255"/>
+            </w:pPr>
+            <w:r>
+              <w:rPr>
+                <w:b/>
+                <w:color w:val="1F4E86"/>
+                <w:sz w:val="21"/>
+              </w:rPr>
+              <w:t>•</w:t>
+              <w:tab/>
+            </w:r>
+            <w:r>
+              <w:rPr>
+                <w:rFonts w:ascii="Calibri" w:hAnsi="Calibri"/>
+                <w:sz w:val="22"/>
+              </w:rPr>
+              <w:t>Son prácticas para vos: no se entregan y no tienen nota.</w:t>
+            </w:r>
+          </w:p>
+          <w:p>
+            <w:pPr>
+              <w:tabs>
+                <w:tab w:pos="340" w:val="left"/>
+              </w:tabs>
+              <w:spacing w:after="80"/>
+              <w:ind w:left="340" w:hanging="255"/>
+            </w:pPr>
+            <w:r>
+              <w:rPr>
+                <w:b/>
+                <w:color w:val="1F4E86"/>
+                <w:sz w:val="21"/>
+              </w:rPr>
+              <w:t>•</w:t>
+              <w:tab/>
+            </w:r>
+            <w:r>
+              <w:rPr>
+                <w:rFonts w:ascii="Calibri" w:hAnsi="Calibri"/>
+                <w:sz w:val="22"/>
+              </w:rPr>
+              <w:t>Resolvé cada consigna en un borrador y usá la lista del final para revisar tu trabajo.</w:t>
+            </w:r>
+          </w:p>
+          <w:p>
+            <w:pPr>
+              <w:tabs>
+                <w:tab w:pos="340" w:val="left"/>
+              </w:tabs>
+              <w:spacing w:after="80"/>
+              <w:ind w:left="340" w:hanging="255"/>
+            </w:pPr>
+            <w:r>
+              <w:rPr>
+                <w:b/>
+                <w:color w:val="1F4E86"/>
+                <w:sz w:val="21"/>
+              </w:rPr>
+              <w:t>•</w:t>
+              <w:tab/>
+            </w:r>
+            <w:r>
+              <w:rPr>
+                <w:rFonts w:ascii="Calibri" w:hAnsi="Calibri"/>
+                <w:sz w:val="22"/>
+              </w:rPr>
+              <w:t>Todas se pueden resolver con el Contenido del módulo. Los datos de las situaciones son didácticos y no describen resultados reales de la universidad.</w:t>
+            </w:r>
+          </w:p>
+          <w:p>
+            <w:pPr>
+              <w:tabs>
+                <w:tab w:pos="340" w:val="left"/>
+              </w:tabs>
+              <w:spacing w:after="80"/>
+              <w:ind w:left="340" w:hanging="255"/>
+            </w:pPr>
+            <w:r>
+              <w:rPr>
+                <w:b/>
+                <w:color w:val="1F4E86"/>
+                <w:sz w:val="21"/>
+              </w:rPr>
+              <w:t>•</w:t>
+              <w:tab/>
+            </w:r>
+            <w:r>
+              <w:rPr>
+                <w:rFonts w:ascii="Calibri" w:hAnsi="Calibri"/>
+                <w:sz w:val="22"/>
+              </w:rPr>
+              <w:t>No hay una única respuesta correcta: lo importante es que cada decisión esté fundamentada en el Contenido.</w:t>
+            </w:r>
+          </w:p>
+        </w:tc>
+      </w:tr>
+    </w:tbl>
+    <w:p>
+      <w:pPr>
+        <w:spacing w:after="80"/>
+      </w:pPr>
+    </w:p>
+    <w:p>
+      <w:pPr>
+        <w:pStyle w:val="Heading1"/>
+        <w:keepNext/>
+        <w:shd w:fill="EAF4FA"/>
+      </w:pPr>
+      <w:bookmarkStart w:id="1" w:name="seccion-1"/>
+      <w:r>
+        <w:rPr>
+          <w:rFonts w:ascii="Calibri" w:hAnsi="Calibri"/>
+          <w:b/>
+          <w:color w:val="5D3E83"/>
+          <w:sz w:val="34"/>
+        </w:rPr>
+        <w:t>Actividad 1: De una idea a una visión y un objetivo</w:t>
+      </w:r>
+      <w:bookmarkEnd w:id="1"/>
     </w:p>
     <w:p>
       <w:pPr>
@@ -29,19 +356,208 @@
           <w:color w:val="12655D"/>
           <w:sz w:val="22"/>
         </w:rPr>
-        <w:t>Gestión de Proyectos Ágiles · Planificación Ágil y Gestión del Producto</w:t>
+        <w:t>Qué vas a practicar:</w:t>
       </w:r>
-    </w:p>
-    <w:p>
-      <w:pPr>
-        <w:spacing w:line="278" w:lineRule="auto" w:after="140"/>
-      </w:pPr>
       <w:r>
         <w:rPr>
           <w:rFonts w:ascii="Calibri" w:hAnsi="Calibri"/>
           <w:sz w:val="22"/>
         </w:rPr>
-        <w:t>Vas a convertir una necesidad en decisiones de producto y trabajo verificable. Resolvé primero y consultá las respuestas al finalizar. Son prácticas autónomas, sin entrega ni calificación. Los datos son didácticos; no describen resultados reales de la universidad.</w:t>
+        <w:t xml:space="preserve"> formular una visión, un objetivo medible y un roadmap.</w:t>
+      </w:r>
+    </w:p>
+    <w:tbl>
+      <w:tblPr>
+        <w:tblW w:type="auto" w:w="0"/>
+        <w:tblLayout w:type="fixed"/>
+        <w:tblLook w:firstColumn="1" w:firstRow="1" w:lastColumn="0" w:lastRow="0" w:noHBand="0" w:noVBand="1" w:val="04A0"/>
+      </w:tblPr>
+      <w:tblGrid>
+        <w:gridCol w:w="9412"/>
+      </w:tblGrid>
+      <w:tr>
+        <w:trPr>
+          <w:cantSplit/>
+        </w:trPr>
+        <w:tc>
+          <w:tcPr>
+            <w:tcW w:type="dxa" w:w="9411"/>
+            <w:tcBorders>
+              <w:left w:val="single" w:sz="36" w:color="6A4A9C"/>
+              <w:top w:val="single" w:sz="4" w:color="6A4A9C"/>
+              <w:bottom w:val="single" w:sz="4" w:color="6A4A9C"/>
+              <w:right w:val="single" w:sz="4" w:color="6A4A9C"/>
+            </w:tcBorders>
+            <w:shd w:val="clear" w:fill="F1ECF8"/>
+            <w:tcMar>
+              <w:top w:w="140" w:type="dxa"/>
+              <w:bottom w:w="100" w:type="dxa"/>
+              <w:left w:w="220" w:type="dxa"/>
+              <w:right w:w="200" w:type="dxa"/>
+            </w:tcMar>
+          </w:tcPr>
+          <w:p>
+            <w:pPr>
+              <w:spacing w:after="100"/>
+            </w:pPr>
+            <w:r>
+              <w:rPr>
+                <w:rFonts w:ascii="Calibri" w:hAnsi="Calibri"/>
+                <w:b/>
+                <w:color w:val="6A4A9C"/>
+                <w:sz w:val="23"/>
+              </w:rPr>
+              <w:t>Situación</w:t>
+            </w:r>
+          </w:p>
+          <w:p>
+            <w:pPr>
+              <w:spacing w:after="120" w:line="276" w:lineRule="auto"/>
+            </w:pPr>
+            <w:r>
+              <w:rPr>
+                <w:rFonts w:ascii="Calibri" w:hAnsi="Calibri"/>
+                <w:sz w:val="22"/>
+              </w:rPr>
+              <w:t>Alguien propone "hacer un chatbot moderno". En entrevistas, los estudiantes cuentan que no encuentran los requisitos de inscripción actualizados. En una prueba inicial, 10 de 20 estudiantes encontraron la información correcta sin ayuda. El equipo quiere saber si el asistente puede mejorar esa experiencia.</w:t>
+            </w:r>
+          </w:p>
+        </w:tc>
+      </w:tr>
+    </w:tbl>
+    <w:p>
+      <w:pPr>
+        <w:spacing w:after="80"/>
+      </w:pPr>
+    </w:p>
+    <w:p>
+      <w:pPr>
+        <w:tabs>
+          <w:tab w:pos="425" w:val="left"/>
+        </w:tabs>
+        <w:spacing w:after="100"/>
+        <w:ind w:left="425" w:hanging="312"/>
+      </w:pPr>
+      <w:r>
+        <w:rPr>
+          <w:b/>
+        </w:rPr>
+        <w:t>1.</w:t>
+        <w:tab/>
+      </w:r>
+      <w:r>
+        <w:rPr>
+          <w:rFonts w:ascii="Calibri" w:hAnsi="Calibri"/>
+          <w:sz w:val="22"/>
+        </w:rPr>
+        <w:t>Reescribí la idea como visión, usando el formato de Geoffrey Moore del módulo: para quién, qué necesidad, qué es el producto, qué beneficio da y en qué se diferencia de la alternativa actual.</w:t>
+      </w:r>
+    </w:p>
+    <w:p>
+      <w:pPr>
+        <w:tabs>
+          <w:tab w:pos="425" w:val="left"/>
+        </w:tabs>
+        <w:spacing w:after="100"/>
+        <w:ind w:left="425" w:hanging="312"/>
+      </w:pPr>
+      <w:r>
+        <w:rPr>
+          <w:b/>
+        </w:rPr>
+        <w:t>2.</w:t>
+        <w:tab/>
+      </w:r>
+      <w:r>
+        <w:rPr>
+          <w:rFonts w:ascii="Calibri" w:hAnsi="Calibri"/>
+          <w:sz w:val="22"/>
+        </w:rPr>
+        <w:t xml:space="preserve">Al estilo del método </w:t>
+      </w:r>
+      <w:r>
+        <w:rPr>
+          <w:rFonts w:ascii="Calibri" w:hAnsi="Calibri"/>
+          <w:i/>
+          <w:sz w:val="22"/>
+        </w:rPr>
+        <w:t>Working Backwards</w:t>
+      </w:r>
+      <w:r>
+        <w:rPr>
+          <w:rFonts w:ascii="Calibri" w:hAnsi="Calibri"/>
+          <w:sz w:val="22"/>
+        </w:rPr>
+        <w:t xml:space="preserve"> de Amazon, escribí el título y dos oraciones del comunicado de prensa que anunciaría el asistente, con palabras de estudiante.</w:t>
+      </w:r>
+    </w:p>
+    <w:p>
+      <w:pPr>
+        <w:tabs>
+          <w:tab w:pos="425" w:val="left"/>
+        </w:tabs>
+        <w:spacing w:after="100"/>
+        <w:ind w:left="425" w:hanging="312"/>
+      </w:pPr>
+      <w:r>
+        <w:rPr>
+          <w:b/>
+        </w:rPr>
+        <w:t>3.</w:t>
+        <w:tab/>
+      </w:r>
+      <w:r>
+        <w:rPr>
+          <w:rFonts w:ascii="Calibri" w:hAnsi="Calibri"/>
+          <w:sz w:val="22"/>
+        </w:rPr>
+        <w:t>Proponé un objetivo medible para un piloto de seis semanas a partir del dato inicial. Indicá cuál es la línea de base y cuál la meta.</w:t>
+      </w:r>
+    </w:p>
+    <w:p>
+      <w:pPr>
+        <w:tabs>
+          <w:tab w:pos="425" w:val="left"/>
+        </w:tabs>
+        <w:spacing w:after="100"/>
+        <w:ind w:left="425" w:hanging="312"/>
+      </w:pPr>
+      <w:r>
+        <w:rPr>
+          <w:b/>
+        </w:rPr>
+        <w:t>4.</w:t>
+        <w:tab/>
+      </w:r>
+      <w:r>
+        <w:rPr>
+          <w:rFonts w:ascii="Calibri" w:hAnsi="Calibri"/>
+          <w:sz w:val="22"/>
+        </w:rPr>
+        <w:t>Elegí una métrica de beneficio para estudiantes y otra de calidad de las respuestas. Explicá por qué "documentos cargados" no reemplaza a ninguna de las dos.</w:t>
+      </w:r>
+    </w:p>
+    <w:p>
+      <w:pPr>
+        <w:tabs>
+          <w:tab w:pos="425" w:val="left"/>
+        </w:tabs>
+        <w:spacing w:after="100"/>
+        <w:ind w:left="425" w:hanging="312"/>
+      </w:pPr>
+      <w:r>
+        <w:rPr>
+          <w:b/>
+        </w:rPr>
+        <w:t>5.</w:t>
+        <w:tab/>
+      </w:r>
+      <w:r>
+        <w:rPr>
+          <w:rFonts w:ascii="Calibri" w:hAnsi="Calibri"/>
+          <w:sz w:val="22"/>
+        </w:rPr>
+        <w:t>Armá un roadmap "ahora, próximo, después". ¿Qué evidencia necesitarías para pasar de inscripciones a otros trámites?</w:t>
       </w:r>
     </w:p>
     <w:p>
@@ -50,15 +566,17 @@
         <w:keepNext/>
         <w:shd w:fill="EAF4FA"/>
       </w:pPr>
+      <w:bookmarkStart w:id="2" w:name="seccion-2"/>
       <w:r>
         <w:rPr>
           <w:rFonts w:ascii="Calibri" w:hAnsi="Calibri"/>
           <w:b/>
-          <w:color w:val="000000"/>
-          <w:sz w:val="32"/>
+          <w:color w:val="5D3E83"/>
+          <w:sz w:val="34"/>
         </w:rPr>
-        <w:t>Actividad 1 Pasar de una idea a un objetivo</w:t>
+        <w:t>Actividad 2: Escribir historias y comprobar la calidad</w:t>
       </w:r>
+      <w:bookmarkEnd w:id="2"/>
     </w:p>
     <w:p>
       <w:pPr>
@@ -71,78 +589,292 @@
           <w:color w:val="12655D"/>
           <w:sz w:val="22"/>
         </w:rPr>
-        <w:t>Contexto de producto.</w:t>
+        <w:t>Qué vas a practicar:</w:t>
       </w:r>
       <w:r>
         <w:rPr>
           <w:rFonts w:ascii="Calibri" w:hAnsi="Calibri"/>
           <w:sz w:val="22"/>
         </w:rPr>
-        <w:t xml:space="preserve"> Se propone «hacer un chatbot moderno». En entrevistas del caso, estudiantes cuentan que no encuentran requisitos de inscripción actualizados. En una prueba inicial, 10 de 20 estudiantes encontraron la información correcta sin ayuda. El equipo quiere explorar si el asistente mejora esa experiencia.</w:t>
+        <w:t xml:space="preserve"> dividir el trabajo en niveles, escribir historias y criterios de aceptación, y distinguir criterios, Definition of Done y Definition of Ready.</w:t>
       </w:r>
+    </w:p>
+    <w:tbl>
+      <w:tblPr>
+        <w:tblW w:type="auto" w:w="0"/>
+        <w:tblLayout w:type="fixed"/>
+        <w:tblLook w:firstColumn="1" w:firstRow="1" w:lastColumn="0" w:lastRow="0" w:noHBand="0" w:noVBand="1" w:val="04A0"/>
+      </w:tblPr>
+      <w:tblGrid>
+        <w:gridCol w:w="9412"/>
+      </w:tblGrid>
+      <w:tr>
+        <w:trPr>
+          <w:cantSplit/>
+        </w:trPr>
+        <w:tc>
+          <w:tcPr>
+            <w:tcW w:type="dxa" w:w="9411"/>
+            <w:tcBorders>
+              <w:left w:val="single" w:sz="36" w:color="6A4A9C"/>
+              <w:top w:val="single" w:sz="4" w:color="6A4A9C"/>
+              <w:bottom w:val="single" w:sz="4" w:color="6A4A9C"/>
+              <w:right w:val="single" w:sz="4" w:color="6A4A9C"/>
+            </w:tcBorders>
+            <w:shd w:val="clear" w:fill="F1ECF8"/>
+            <w:tcMar>
+              <w:top w:w="140" w:type="dxa"/>
+              <w:bottom w:w="100" w:type="dxa"/>
+              <w:left w:w="220" w:type="dxa"/>
+              <w:right w:w="200" w:type="dxa"/>
+            </w:tcMar>
+          </w:tcPr>
+          <w:p>
+            <w:pPr>
+              <w:spacing w:after="100"/>
+            </w:pPr>
+            <w:r>
+              <w:rPr>
+                <w:rFonts w:ascii="Calibri" w:hAnsi="Calibri"/>
+                <w:b/>
+                <w:color w:val="6A4A9C"/>
+                <w:sz w:val="23"/>
+              </w:rPr>
+              <w:t>Situación</w:t>
+            </w:r>
+          </w:p>
+          <w:p>
+            <w:pPr>
+              <w:spacing w:after="120" w:line="276" w:lineRule="auto"/>
+            </w:pPr>
+            <w:r>
+              <w:rPr>
+                <w:rFonts w:ascii="Calibri" w:hAnsi="Calibri"/>
+                <w:sz w:val="22"/>
+              </w:rPr>
+              <w:t>El Product Backlog tiene un elemento que dice "resolver todas las consultas académicas". El equipo usa historias de usuario para conversar sobre las necesidades y una Definition of Ready como acuerdo de preparación. Recordá que estas dos prácticas son opcionales en Scrum; la Definition of Done, en cambio, es obligatoria.</w:t>
+            </w:r>
+          </w:p>
+        </w:tc>
+      </w:tr>
+    </w:tbl>
+    <w:p>
+      <w:pPr>
+        <w:spacing w:after="80"/>
+      </w:pPr>
     </w:p>
     <w:p>
       <w:pPr>
-        <w:numPr>
-          <w:ilvl w:val="0"/>
-          <w:numId w:val="10"/>
-        </w:numPr>
-        <w:spacing w:line="278" w:lineRule="auto" w:after="140"/>
+        <w:tabs>
+          <w:tab w:pos="425" w:val="left"/>
+        </w:tabs>
+        <w:spacing w:after="100"/>
+        <w:ind w:left="425" w:hanging="312"/>
       </w:pPr>
+      <w:r>
+        <w:rPr>
+          <w:b/>
+        </w:rPr>
+        <w:t>1.</w:t>
+        <w:tab/>
+      </w:r>
       <w:r>
         <w:rPr>
           <w:rFonts w:ascii="Calibri" w:hAnsi="Calibri"/>
           <w:sz w:val="22"/>
         </w:rPr>
-        <w:t>Reescribí la idea como visión usando el formato de elevator pitch del módulo: usuario, necesidad, categoría de solución, beneficio y diferencia frente a la alternativa.</w:t>
+        <w:t>Identificá en el caso una épica, una funcionalidad, dos historias de usuario y una tarea técnica.</w:t>
       </w:r>
     </w:p>
     <w:p>
       <w:pPr>
-        <w:numPr>
-          <w:ilvl w:val="0"/>
-          <w:numId w:val="10"/>
-        </w:numPr>
-        <w:spacing w:line="278" w:lineRule="auto" w:after="140"/>
+        <w:tabs>
+          <w:tab w:pos="425" w:val="left"/>
+        </w:tabs>
+        <w:spacing w:after="100"/>
+        <w:ind w:left="425" w:hanging="312"/>
       </w:pPr>
+      <w:r>
+        <w:rPr>
+          <w:b/>
+        </w:rPr>
+        <w:t>2.</w:t>
+        <w:tab/>
+      </w:r>
       <w:r>
         <w:rPr>
           <w:rFonts w:ascii="Calibri" w:hAnsi="Calibri"/>
           <w:sz w:val="22"/>
         </w:rPr>
-        <w:t>Proponé un objetivo medible para un piloto de seis semanas, usando el dato inicial. Identificá qué parte es línea de base y cuál es una meta propuesta.</w:t>
+        <w:t>Revisá una de tus historias con las seis letras de INVEST. Si todavía no es estimable o testeable, indicá qué conversación o información falta.</w:t>
       </w:r>
     </w:p>
     <w:p>
       <w:pPr>
-        <w:numPr>
-          <w:ilvl w:val="0"/>
-          <w:numId w:val="10"/>
-        </w:numPr>
-        <w:spacing w:line="278" w:lineRule="auto" w:after="140"/>
+        <w:tabs>
+          <w:tab w:pos="425" w:val="left"/>
+        </w:tabs>
+        <w:spacing w:after="100"/>
+        <w:ind w:left="425" w:hanging="312"/>
       </w:pPr>
+      <w:r>
+        <w:rPr>
+          <w:b/>
+        </w:rPr>
+        <w:t>3.</w:t>
+        <w:tab/>
+      </w:r>
       <w:r>
         <w:rPr>
           <w:rFonts w:ascii="Calibri" w:hAnsi="Calibri"/>
           <w:sz w:val="22"/>
         </w:rPr>
-        <w:t>Elegí una métrica de beneficio para estudiantes y otra de calidad de las respuestas. Explicá por qué contar documentos cargados no reemplaza ninguna de las dos.</w:t>
+        <w:t>Escribí tres criterios de aceptación con el formato Dado, Cuando, Entonces: una respuesta con fuente vigente, una consulta sin fuente disponible y una consulta fuera del alcance del piloto.</w:t>
       </w:r>
     </w:p>
     <w:p>
       <w:pPr>
-        <w:numPr>
-          <w:ilvl w:val="0"/>
-          <w:numId w:val="10"/>
-        </w:numPr>
-        <w:spacing w:line="278" w:lineRule="auto" w:after="140"/>
+        <w:tabs>
+          <w:tab w:pos="425" w:val="left"/>
+        </w:tabs>
+        <w:spacing w:after="100"/>
+        <w:ind w:left="425" w:hanging="312"/>
       </w:pPr>
+      <w:r>
+        <w:rPr>
+          <w:b/>
+        </w:rPr>
+        <w:t>4.</w:t>
+        <w:tab/>
+      </w:r>
       <w:r>
         <w:rPr>
           <w:rFonts w:ascii="Calibri" w:hAnsi="Calibri"/>
           <w:sz w:val="22"/>
         </w:rPr>
-        <w:t>Organizá una hoja de ruta Ahora–Próximo–Después. Indicá qué evidencia necesitarías para avanzar del piloto de inscripciones a otros trámites.</w:t>
+        <w:t>Clasificá estos tres acuerdos como criterio de aceptación, parte de la Definition of Done o parte de la Definition of Ready:</w:t>
+      </w:r>
+    </w:p>
+    <w:p>
+      <w:pPr>
+        <w:tabs>
+          <w:tab w:pos="794" w:val="left"/>
+        </w:tabs>
+        <w:spacing w:after="60"/>
+        <w:ind w:left="794" w:hanging="255"/>
+      </w:pPr>
+      <w:r>
+        <w:rPr>
+          <w:b/>
+          <w:color w:val="12655D"/>
+        </w:rPr>
+        <w:t>◦</w:t>
+        <w:tab/>
+      </w:r>
+      <w:r>
+        <w:rPr>
+          <w:rFonts w:ascii="Calibri" w:hAnsi="Calibri"/>
+          <w:b/>
+          <w:color w:val="12655D"/>
+          <w:sz w:val="22"/>
+        </w:rPr>
+        <w:t>a)</w:t>
+      </w:r>
+      <w:r>
+        <w:rPr>
+          <w:rFonts w:ascii="Calibri" w:hAnsi="Calibri"/>
+          <w:sz w:val="22"/>
+        </w:rPr>
+        <w:t xml:space="preserve"> "La respuesta incluye el enlace oficial de inscripción."</w:t>
+      </w:r>
+    </w:p>
+    <w:p>
+      <w:pPr>
+        <w:tabs>
+          <w:tab w:pos="794" w:val="left"/>
+        </w:tabs>
+        <w:spacing w:after="60"/>
+        <w:ind w:left="794" w:hanging="255"/>
+      </w:pPr>
+      <w:r>
+        <w:rPr>
+          <w:b/>
+          <w:color w:val="12655D"/>
+        </w:rPr>
+        <w:t>◦</w:t>
+        <w:tab/>
+      </w:r>
+      <w:r>
+        <w:rPr>
+          <w:rFonts w:ascii="Calibri" w:hAnsi="Calibri"/>
+          <w:b/>
+          <w:color w:val="12655D"/>
+          <w:sz w:val="22"/>
+        </w:rPr>
+        <w:t>b)</w:t>
+      </w:r>
+      <w:r>
+        <w:rPr>
+          <w:rFonts w:ascii="Calibri" w:hAnsi="Calibri"/>
+          <w:sz w:val="22"/>
+        </w:rPr>
+        <w:t xml:space="preserve"> "El incremento pasa todas las pruebas automáticas y la revisión de código."</w:t>
+      </w:r>
+    </w:p>
+    <w:p>
+      <w:pPr>
+        <w:tabs>
+          <w:tab w:pos="794" w:val="left"/>
+        </w:tabs>
+        <w:spacing w:after="60"/>
+        <w:ind w:left="794" w:hanging="255"/>
+      </w:pPr>
+      <w:r>
+        <w:rPr>
+          <w:b/>
+          <w:color w:val="12655D"/>
+        </w:rPr>
+        <w:t>◦</w:t>
+        <w:tab/>
+      </w:r>
+      <w:r>
+        <w:rPr>
+          <w:rFonts w:ascii="Calibri" w:hAnsi="Calibri"/>
+          <w:b/>
+          <w:color w:val="12655D"/>
+          <w:sz w:val="22"/>
+        </w:rPr>
+        <w:t>c)</w:t>
+      </w:r>
+      <w:r>
+        <w:rPr>
+          <w:rFonts w:ascii="Calibri" w:hAnsi="Calibri"/>
+          <w:sz w:val="22"/>
+        </w:rPr>
+        <w:t xml:space="preserve"> "Antes de elegir la historia, conocemos la fuente autorizada."</w:t>
+      </w:r>
+    </w:p>
+    <w:p>
+      <w:pPr>
+        <w:tabs>
+          <w:tab w:pos="425" w:val="left"/>
+        </w:tabs>
+        <w:spacing w:after="100"/>
+        <w:ind w:left="425" w:hanging="312"/>
+      </w:pPr>
+      <w:r>
+        <w:rPr>
+          <w:b/>
+        </w:rPr>
+        <w:t>5.</w:t>
+        <w:tab/>
+      </w:r>
+      <w:r>
+        <w:rPr>
+          <w:rFonts w:ascii="Calibri" w:hAnsi="Calibri"/>
+          <w:sz w:val="22"/>
+        </w:rPr>
+        <w:t>¿Qué pasa si una historia cumple sus criterios de aceptación pero no la Definition of Done?</w:t>
       </w:r>
     </w:p>
     <w:p>
@@ -151,15 +883,17 @@
         <w:keepNext/>
         <w:shd w:fill="EAF4FA"/>
       </w:pPr>
+      <w:bookmarkStart w:id="3" w:name="seccion-3"/>
       <w:r>
         <w:rPr>
           <w:rFonts w:ascii="Calibri" w:hAnsi="Calibri"/>
           <w:b/>
-          <w:color w:val="000000"/>
-          <w:sz w:val="32"/>
+          <w:color w:val="5D3E83"/>
+          <w:sz w:val="34"/>
         </w:rPr>
-        <w:t>Actividad 2 Refinar trabajo y comprobar calidad</w:t>
+        <w:t>Actividad 3: Priorizar sin que la técnica decida sola</w:t>
       </w:r>
+      <w:bookmarkEnd w:id="3"/>
     </w:p>
     <w:p>
       <w:pPr>
@@ -172,78 +906,306 @@
           <w:color w:val="12655D"/>
           <w:sz w:val="22"/>
         </w:rPr>
-        <w:t>Scrum y prácticas complementarias.</w:t>
+        <w:t>Qué vas a practicar:</w:t>
       </w:r>
       <w:r>
         <w:rPr>
           <w:rFonts w:ascii="Calibri" w:hAnsi="Calibri"/>
           <w:sz w:val="22"/>
         </w:rPr>
-        <w:t xml:space="preserve"> El Product Backlog incluye «resolver todas las consultas académicas». El equipo usa historias de usuario para conversar sobre necesidades y una DoR como acuerdo de preparación. Estas prácticas no son requisitos obligatorios de Scrum; la Definition of Done sí es el compromiso del Incremento.</w:t>
+        <w:t xml:space="preserve"> aplicar MoSCoW, WSJF, la matriz de valor y esfuerzo y el modelo de Kano.</w:t>
       </w:r>
+    </w:p>
+    <w:tbl>
+      <w:tblPr>
+        <w:tblW w:type="auto" w:w="0"/>
+        <w:tblLayout w:type="fixed"/>
+        <w:tblLook w:firstColumn="1" w:firstRow="1" w:lastColumn="0" w:lastRow="0" w:noHBand="0" w:noVBand="1" w:val="04A0"/>
+      </w:tblPr>
+      <w:tblGrid>
+        <w:gridCol w:w="9412"/>
+      </w:tblGrid>
+      <w:tr>
+        <w:trPr>
+          <w:cantSplit/>
+        </w:trPr>
+        <w:tc>
+          <w:tcPr>
+            <w:tcW w:type="dxa" w:w="9411"/>
+            <w:tcBorders>
+              <w:left w:val="single" w:sz="36" w:color="6A4A9C"/>
+              <w:top w:val="single" w:sz="4" w:color="6A4A9C"/>
+              <w:bottom w:val="single" w:sz="4" w:color="6A4A9C"/>
+              <w:right w:val="single" w:sz="4" w:color="6A4A9C"/>
+            </w:tcBorders>
+            <w:shd w:val="clear" w:fill="F1ECF8"/>
+            <w:tcMar>
+              <w:top w:w="140" w:type="dxa"/>
+              <w:bottom w:w="100" w:type="dxa"/>
+              <w:left w:w="220" w:type="dxa"/>
+              <w:right w:w="200" w:type="dxa"/>
+            </w:tcMar>
+          </w:tcPr>
+          <w:p>
+            <w:pPr>
+              <w:spacing w:after="100"/>
+            </w:pPr>
+            <w:r>
+              <w:rPr>
+                <w:rFonts w:ascii="Calibri" w:hAnsi="Calibri"/>
+                <w:b/>
+                <w:color w:val="6A4A9C"/>
+                <w:sz w:val="23"/>
+              </w:rPr>
+              <w:t>Situación</w:t>
+            </w:r>
+          </w:p>
+          <w:p>
+            <w:pPr>
+              <w:spacing w:after="120" w:line="276" w:lineRule="auto"/>
+            </w:pPr>
+            <w:r>
+              <w:rPr>
+                <w:rFonts w:ascii="Calibri" w:hAnsi="Calibri"/>
+                <w:sz w:val="22"/>
+              </w:rPr>
+              <w:t>El objetivo del piloto es orientar sobre inscripciones con fuentes verificadas y derivar a una persona cuando no hay respaldo. Mostrar la fuente y derivar son condiciones indispensables. El equipo estimó estos valores en una escala relativa (el tamaño no representa horas):</w:t>
+            </w:r>
+          </w:p>
+          <w:p>
+            <w:pPr>
+              <w:tabs>
+                <w:tab w:pos="340" w:val="left"/>
+              </w:tabs>
+              <w:spacing w:after="80"/>
+              <w:ind w:left="340" w:hanging="255"/>
+            </w:pPr>
+            <w:r>
+              <w:rPr>
+                <w:b/>
+                <w:color w:val="6A4A9C"/>
+                <w:sz w:val="21"/>
+              </w:rPr>
+              <w:t>•</w:t>
+              <w:tab/>
+            </w:r>
+            <w:r>
+              <w:rPr>
+                <w:rFonts w:ascii="Calibri" w:hAnsi="Calibri"/>
+                <w:b/>
+                <w:color w:val="6A4A9C"/>
+                <w:sz w:val="22"/>
+              </w:rPr>
+              <w:t>A. Mostrar la fuente vigente:</w:t>
+            </w:r>
+            <w:r>
+              <w:rPr>
+                <w:rFonts w:ascii="Calibri" w:hAnsi="Calibri"/>
+                <w:sz w:val="22"/>
+              </w:rPr>
+              <w:t xml:space="preserve"> valor 8, urgencia 5, reducción de riesgo 8, tamaño 3.</w:t>
+            </w:r>
+          </w:p>
+          <w:p>
+            <w:pPr>
+              <w:tabs>
+                <w:tab w:pos="340" w:val="left"/>
+              </w:tabs>
+              <w:spacing w:after="80"/>
+              <w:ind w:left="340" w:hanging="255"/>
+            </w:pPr>
+            <w:r>
+              <w:rPr>
+                <w:b/>
+                <w:color w:val="6A4A9C"/>
+                <w:sz w:val="21"/>
+              </w:rPr>
+              <w:t>•</w:t>
+              <w:tab/>
+            </w:r>
+            <w:r>
+              <w:rPr>
+                <w:rFonts w:ascii="Calibri" w:hAnsi="Calibri"/>
+                <w:b/>
+                <w:color w:val="6A4A9C"/>
+                <w:sz w:val="22"/>
+              </w:rPr>
+              <w:t>B. Personalizar los colores:</w:t>
+            </w:r>
+            <w:r>
+              <w:rPr>
+                <w:rFonts w:ascii="Calibri" w:hAnsi="Calibri"/>
+                <w:sz w:val="22"/>
+              </w:rPr>
+              <w:t xml:space="preserve"> valor 2, urgencia 1, reducción de riesgo 1, tamaño 2.</w:t>
+            </w:r>
+          </w:p>
+          <w:p>
+            <w:pPr>
+              <w:tabs>
+                <w:tab w:pos="340" w:val="left"/>
+              </w:tabs>
+              <w:spacing w:after="80"/>
+              <w:ind w:left="340" w:hanging="255"/>
+            </w:pPr>
+            <w:r>
+              <w:rPr>
+                <w:b/>
+                <w:color w:val="6A4A9C"/>
+                <w:sz w:val="21"/>
+              </w:rPr>
+              <w:t>•</w:t>
+              <w:tab/>
+            </w:r>
+            <w:r>
+              <w:rPr>
+                <w:rFonts w:ascii="Calibri" w:hAnsi="Calibri"/>
+                <w:b/>
+                <w:color w:val="6A4A9C"/>
+                <w:sz w:val="22"/>
+              </w:rPr>
+              <w:t>C. Derivar cuando no hay respaldo:</w:t>
+            </w:r>
+            <w:r>
+              <w:rPr>
+                <w:rFonts w:ascii="Calibri" w:hAnsi="Calibri"/>
+                <w:sz w:val="22"/>
+              </w:rPr>
+              <w:t xml:space="preserve"> valor 8, urgencia 8, reducción de riesgo 5, tamaño 3.</w:t>
+            </w:r>
+          </w:p>
+          <w:p>
+            <w:pPr>
+              <w:tabs>
+                <w:tab w:pos="340" w:val="left"/>
+              </w:tabs>
+              <w:spacing w:after="80"/>
+              <w:ind w:left="340" w:hanging="255"/>
+            </w:pPr>
+            <w:r>
+              <w:rPr>
+                <w:b/>
+                <w:color w:val="6A4A9C"/>
+                <w:sz w:val="21"/>
+              </w:rPr>
+              <w:t>•</w:t>
+              <w:tab/>
+            </w:r>
+            <w:r>
+              <w:rPr>
+                <w:rFonts w:ascii="Calibri" w:hAnsi="Calibri"/>
+                <w:b/>
+                <w:color w:val="6A4A9C"/>
+                <w:sz w:val="22"/>
+              </w:rPr>
+              <w:t>D. Consultas sobre becas:</w:t>
+            </w:r>
+            <w:r>
+              <w:rPr>
+                <w:rFonts w:ascii="Calibri" w:hAnsi="Calibri"/>
+                <w:sz w:val="22"/>
+              </w:rPr>
+              <w:t xml:space="preserve"> valor 5, urgencia 3, reducción de riesgo 2, tamaño 5.</w:t>
+            </w:r>
+          </w:p>
+        </w:tc>
+      </w:tr>
+    </w:tbl>
+    <w:p>
+      <w:pPr>
+        <w:spacing w:after="80"/>
+      </w:pPr>
     </w:p>
     <w:p>
       <w:pPr>
-        <w:numPr>
-          <w:ilvl w:val="0"/>
-          <w:numId w:val="11"/>
-        </w:numPr>
-        <w:spacing w:line="278" w:lineRule="auto" w:after="140"/>
+        <w:tabs>
+          <w:tab w:pos="425" w:val="left"/>
+        </w:tabs>
+        <w:spacing w:after="100"/>
+        <w:ind w:left="425" w:hanging="312"/>
       </w:pPr>
+      <w:r>
+        <w:rPr>
+          <w:b/>
+        </w:rPr>
+        <w:t>1.</w:t>
+        <w:tab/>
+      </w:r>
       <w:r>
         <w:rPr>
           <w:rFonts w:ascii="Calibri" w:hAnsi="Calibri"/>
           <w:sz w:val="22"/>
         </w:rPr>
-        <w:t>Dividí el ítem grande en dos historias pequeñas con beneficio identificable. Distinguí una épica, una funcionalidad y una tarea técnica del caso.</w:t>
+        <w:t>Aplicá MoSCoW para este piloto y justificá las categorías. ¿Una categoría alcanza para definir el orden exacto?</w:t>
       </w:r>
     </w:p>
     <w:p>
       <w:pPr>
-        <w:numPr>
-          <w:ilvl w:val="0"/>
-          <w:numId w:val="11"/>
-        </w:numPr>
-        <w:spacing w:line="278" w:lineRule="auto" w:after="140"/>
+        <w:tabs>
+          <w:tab w:pos="425" w:val="left"/>
+        </w:tabs>
+        <w:spacing w:after="100"/>
+        <w:ind w:left="425" w:hanging="312"/>
       </w:pPr>
+      <w:r>
+        <w:rPr>
+          <w:b/>
+        </w:rPr>
+        <w:t>2.</w:t>
+        <w:tab/>
+      </w:r>
       <w:r>
         <w:rPr>
           <w:rFonts w:ascii="Calibri" w:hAnsi="Calibri"/>
           <w:sz w:val="22"/>
         </w:rPr>
-        <w:t>Revisá una historia con las seis letras de INVEST. Si todavía no es estimable o testeable, indicá qué conversación o información falta.</w:t>
+        <w:t>Calculá el WSJF de cada elemento como (valor + urgencia + reducción de riesgo) ÷ tamaño y ordenalos. Si hay empates, ¿qué información usarías para desempatar?</w:t>
       </w:r>
     </w:p>
     <w:p>
       <w:pPr>
-        <w:numPr>
-          <w:ilvl w:val="0"/>
-          <w:numId w:val="11"/>
-        </w:numPr>
-        <w:spacing w:line="278" w:lineRule="auto" w:after="140"/>
+        <w:tabs>
+          <w:tab w:pos="425" w:val="left"/>
+        </w:tabs>
+        <w:spacing w:after="100"/>
+        <w:ind w:left="425" w:hanging="312"/>
       </w:pPr>
+      <w:r>
+        <w:rPr>
+          <w:b/>
+        </w:rPr>
+        <w:t>3.</w:t>
+        <w:tab/>
+      </w:r>
       <w:r>
         <w:rPr>
           <w:rFonts w:ascii="Calibri" w:hAnsi="Calibri"/>
           <w:sz w:val="22"/>
         </w:rPr>
-        <w:t>Para esa historia, escribí tres criterios de aceptación Dado/Cuando/Entonces: respuesta respaldada, ausencia de fuente vigente y consulta fuera del alcance.</w:t>
+        <w:t>Ubicá A, B y D en la matriz de valor y esfuerzo. ¿Que B sea chico lo vuelve prioritario?</w:t>
       </w:r>
     </w:p>
     <w:p>
       <w:pPr>
-        <w:numPr>
-          <w:ilvl w:val="0"/>
-          <w:numId w:val="11"/>
-        </w:numPr>
-        <w:spacing w:line="278" w:lineRule="auto" w:after="140"/>
+        <w:tabs>
+          <w:tab w:pos="425" w:val="left"/>
+        </w:tabs>
+        <w:spacing w:after="100"/>
+        <w:ind w:left="425" w:hanging="312"/>
       </w:pPr>
+      <w:r>
+        <w:rPr>
+          <w:b/>
+        </w:rPr>
+        <w:t>4.</w:t>
+        <w:tab/>
+      </w:r>
       <w:r>
         <w:rPr>
           <w:rFonts w:ascii="Calibri" w:hAnsi="Calibri"/>
           <w:sz w:val="22"/>
         </w:rPr>
-        <w:t>Separá los siguientes acuerdos: «la respuesta incluye el enlace de inscripción correspondiente»; «el incremento supera las verificaciones de calidad acordadas»; «antes de seleccionar el ítem conocemos la fuente autorizada». ¿Cuál es criterio específico, cuál puede integrar la DoD y cuál la DoR? ¿Qué ocurre si se cumple el criterio específico pero no la DoD?</w:t>
+        <w:t>Según el modelo de Kano, ¿podés asegurar que los colores personalizados entusiasman a los estudiantes sin preguntarles? Formulá una hipótesis sobre una característica básica y explicá cómo la comprobarías.</w:t>
       </w:r>
     </w:p>
     <w:p>
@@ -252,15 +1214,17 @@
         <w:keepNext/>
         <w:shd w:fill="EAF4FA"/>
       </w:pPr>
+      <w:bookmarkStart w:id="4" w:name="seccion-4"/>
       <w:r>
         <w:rPr>
           <w:rFonts w:ascii="Calibri" w:hAnsi="Calibri"/>
           <w:b/>
-          <w:color w:val="000000"/>
-          <w:sz w:val="32"/>
+          <w:color w:val="5D3E83"/>
+          <w:sz w:val="34"/>
         </w:rPr>
-        <w:t>Actividad 3 Priorizar sin convertir la técnica en una orden automática</w:t>
+        <w:t>Actividad 4: Diseñar el MVP y el lanzamiento</w:t>
       </w:r>
+      <w:bookmarkEnd w:id="4"/>
     </w:p>
     <w:p>
       <w:pPr>
@@ -273,14 +1237,14 @@
           <w:color w:val="12655D"/>
           <w:sz w:val="22"/>
         </w:rPr>
-        <w:t>Prácticas de priorización.</w:t>
+        <w:t>Qué vas a practicar:</w:t>
       </w:r>
       <w:r>
         <w:rPr>
           <w:rFonts w:ascii="Calibri" w:hAnsi="Calibri"/>
           <w:sz w:val="22"/>
         </w:rPr>
-        <w:t xml:space="preserve"> El objetivo del piloto es orientar sobre inscripciones con fuentes verificadas y derivar cuando no hay respaldo. Para este caso, mostrar fuentes y derivar son condiciones indispensables del piloto. El equipo estima las siguientes magnitudes relativas en una escala común. El tamaño sirve para comparar estos ítems, no representa horas.</w:t>
+        <w:t xml:space="preserve"> diseñar un producto mínimo viable, planificar un lanzamiento gradual y decidir frente a un cambio.</w:t>
       </w:r>
     </w:p>
     <w:tbl>
@@ -290,819 +1254,53 @@
         <w:tblLook w:firstColumn="1" w:firstRow="1" w:lastColumn="0" w:lastRow="0" w:noHBand="0" w:noVBand="1" w:val="04A0"/>
       </w:tblPr>
       <w:tblGrid>
-        <w:gridCol w:w="2956"/>
-        <w:gridCol w:w="1231"/>
-        <w:gridCol w:w="1543"/>
-        <w:gridCol w:w="2337"/>
-        <w:gridCol w:w="1344"/>
+        <w:gridCol w:w="9412"/>
       </w:tblGrid>
-      <w:tr>
-        <w:trPr>
-          <w:tblHeader/>
-          <w:cantSplit/>
-        </w:trPr>
-        <w:tc>
-          <w:tcPr>
-            <w:tcW w:type="dxa" w:w="2956"/>
-            <w:shd w:fill="203D59"/>
-            <w:tcMar>
-              <w:top w:w="95" w:type="dxa"/>
-              <w:bottom w:w="95" w:type="dxa"/>
-              <w:left w:w="95" w:type="dxa"/>
-              <w:right w:w="95" w:type="dxa"/>
-            </w:tcMar>
-            <w:vAlign w:val="center"/>
-            <w:tcBorders>
-              <w:top w:val="single" w:sz="4" w:color="D9D9D9"/>
-              <w:left w:val="single" w:sz="4" w:color="D9D9D9"/>
-              <w:bottom w:val="single" w:sz="4" w:color="D9D9D9"/>
-              <w:right w:val="single" w:sz="4" w:color="D9D9D9"/>
-            </w:tcBorders>
-          </w:tcPr>
-          <w:p>
-            <w:pPr>
-              <w:spacing w:line="264" w:lineRule="auto" w:after="100" w:before="80"/>
-            </w:pPr>
-            <w:r>
-              <w:rPr>
-                <w:rFonts w:ascii="Calibri" w:hAnsi="Calibri"/>
-                <w:b/>
-                <w:color w:val="FFFFFF"/>
-                <w:sz w:val="20"/>
-              </w:rPr>
-              <w:t>Ítem</w:t>
-            </w:r>
-          </w:p>
-        </w:tc>
-        <w:tc>
-          <w:tcPr>
-            <w:tcW w:type="dxa" w:w="1231"/>
-            <w:shd w:fill="203D59"/>
-            <w:tcMar>
-              <w:top w:w="95" w:type="dxa"/>
-              <w:bottom w:w="95" w:type="dxa"/>
-              <w:left w:w="95" w:type="dxa"/>
-              <w:right w:w="95" w:type="dxa"/>
-            </w:tcMar>
-            <w:vAlign w:val="center"/>
-            <w:tcBorders>
-              <w:top w:val="single" w:sz="4" w:color="D9D9D9"/>
-              <w:left w:val="single" w:sz="4" w:color="D9D9D9"/>
-              <w:bottom w:val="single" w:sz="4" w:color="D9D9D9"/>
-              <w:right w:val="single" w:sz="4" w:color="D9D9D9"/>
-            </w:tcBorders>
-          </w:tcPr>
-          <w:p>
-            <w:pPr>
-              <w:spacing w:line="264" w:lineRule="auto" w:after="100" w:before="80"/>
-            </w:pPr>
-            <w:r>
-              <w:rPr>
-                <w:rFonts w:ascii="Calibri" w:hAnsi="Calibri"/>
-                <w:b/>
-                <w:color w:val="FFFFFF"/>
-                <w:sz w:val="20"/>
-              </w:rPr>
-              <w:t>Valor</w:t>
-            </w:r>
-          </w:p>
-        </w:tc>
-        <w:tc>
-          <w:tcPr>
-            <w:tcW w:type="dxa" w:w="1543"/>
-            <w:shd w:fill="203D59"/>
-            <w:tcMar>
-              <w:top w:w="95" w:type="dxa"/>
-              <w:bottom w:w="95" w:type="dxa"/>
-              <w:left w:w="95" w:type="dxa"/>
-              <w:right w:w="95" w:type="dxa"/>
-            </w:tcMar>
-            <w:vAlign w:val="center"/>
-            <w:tcBorders>
-              <w:top w:val="single" w:sz="4" w:color="D9D9D9"/>
-              <w:left w:val="single" w:sz="4" w:color="D9D9D9"/>
-              <w:bottom w:val="single" w:sz="4" w:color="D9D9D9"/>
-              <w:right w:val="single" w:sz="4" w:color="D9D9D9"/>
-            </w:tcBorders>
-          </w:tcPr>
-          <w:p>
-            <w:pPr>
-              <w:spacing w:line="264" w:lineRule="auto" w:after="100" w:before="80"/>
-            </w:pPr>
-            <w:r>
-              <w:rPr>
-                <w:rFonts w:ascii="Calibri" w:hAnsi="Calibri"/>
-                <w:b/>
-                <w:color w:val="FFFFFF"/>
-                <w:sz w:val="20"/>
-              </w:rPr>
-              <w:t>Urgencia</w:t>
-            </w:r>
-          </w:p>
-        </w:tc>
-        <w:tc>
-          <w:tcPr>
-            <w:tcW w:type="dxa" w:w="2337"/>
-            <w:shd w:fill="203D59"/>
-            <w:tcMar>
-              <w:top w:w="95" w:type="dxa"/>
-              <w:bottom w:w="95" w:type="dxa"/>
-              <w:left w:w="95" w:type="dxa"/>
-              <w:right w:w="95" w:type="dxa"/>
-            </w:tcMar>
-            <w:vAlign w:val="center"/>
-            <w:tcBorders>
-              <w:top w:val="single" w:sz="4" w:color="D9D9D9"/>
-              <w:left w:val="single" w:sz="4" w:color="D9D9D9"/>
-              <w:bottom w:val="single" w:sz="4" w:color="D9D9D9"/>
-              <w:right w:val="single" w:sz="4" w:color="D9D9D9"/>
-            </w:tcBorders>
-          </w:tcPr>
-          <w:p>
-            <w:pPr>
-              <w:spacing w:line="264" w:lineRule="auto" w:after="100" w:before="80"/>
-            </w:pPr>
-            <w:r>
-              <w:rPr>
-                <w:rFonts w:ascii="Calibri" w:hAnsi="Calibri"/>
-                <w:b/>
-                <w:color w:val="FFFFFF"/>
-                <w:sz w:val="20"/>
-              </w:rPr>
-              <w:t>Reducción de riesgo</w:t>
-            </w:r>
-          </w:p>
-        </w:tc>
-        <w:tc>
-          <w:tcPr>
-            <w:tcW w:type="dxa" w:w="1344"/>
-            <w:shd w:fill="203D59"/>
-            <w:tcMar>
-              <w:top w:w="95" w:type="dxa"/>
-              <w:bottom w:w="95" w:type="dxa"/>
-              <w:left w:w="95" w:type="dxa"/>
-              <w:right w:w="95" w:type="dxa"/>
-            </w:tcMar>
-            <w:vAlign w:val="center"/>
-            <w:tcBorders>
-              <w:top w:val="single" w:sz="4" w:color="D9D9D9"/>
-              <w:left w:val="single" w:sz="4" w:color="D9D9D9"/>
-              <w:bottom w:val="single" w:sz="4" w:color="D9D9D9"/>
-              <w:right w:val="single" w:sz="4" w:color="D9D9D9"/>
-            </w:tcBorders>
-          </w:tcPr>
-          <w:p>
-            <w:pPr>
-              <w:spacing w:line="264" w:lineRule="auto" w:after="100" w:before="80"/>
-            </w:pPr>
-            <w:r>
-              <w:rPr>
-                <w:rFonts w:ascii="Calibri" w:hAnsi="Calibri"/>
-                <w:b/>
-                <w:color w:val="FFFFFF"/>
-                <w:sz w:val="20"/>
-              </w:rPr>
-              <w:t>Tamaño</w:t>
-            </w:r>
-          </w:p>
-        </w:tc>
-      </w:tr>
       <w:tr>
         <w:trPr>
           <w:cantSplit/>
         </w:trPr>
         <w:tc>
           <w:tcPr>
-            <w:tcW w:type="dxa" w:w="2956"/>
-            <w:shd w:fill="FFFFFF"/>
+            <w:tcW w:type="dxa" w:w="9411"/>
+            <w:tcBorders>
+              <w:left w:val="single" w:sz="36" w:color="6A4A9C"/>
+              <w:top w:val="single" w:sz="4" w:color="6A4A9C"/>
+              <w:bottom w:val="single" w:sz="4" w:color="6A4A9C"/>
+              <w:right w:val="single" w:sz="4" w:color="6A4A9C"/>
+            </w:tcBorders>
+            <w:shd w:val="clear" w:fill="F1ECF8"/>
             <w:tcMar>
-              <w:top w:w="95" w:type="dxa"/>
-              <w:bottom w:w="95" w:type="dxa"/>
-              <w:left w:w="95" w:type="dxa"/>
-              <w:right w:w="95" w:type="dxa"/>
+              <w:top w:w="140" w:type="dxa"/>
+              <w:bottom w:w="100" w:type="dxa"/>
+              <w:left w:w="220" w:type="dxa"/>
+              <w:right w:w="200" w:type="dxa"/>
             </w:tcMar>
-            <w:vAlign w:val="center"/>
-            <w:tcBorders>
-              <w:top w:val="single" w:sz="4" w:color="D9D9D9"/>
-              <w:left w:val="single" w:sz="4" w:color="D9D9D9"/>
-              <w:bottom w:val="single" w:sz="4" w:color="D9D9D9"/>
-              <w:right w:val="single" w:sz="4" w:color="D9D9D9"/>
-            </w:tcBorders>
           </w:tcPr>
           <w:p>
             <w:pPr>
-              <w:spacing w:line="264" w:lineRule="auto" w:after="100" w:before="80"/>
+              <w:spacing w:after="100"/>
             </w:pPr>
             <w:r>
               <w:rPr>
                 <w:rFonts w:ascii="Calibri" w:hAnsi="Calibri"/>
-                <w:sz w:val="20"/>
+                <w:b/>
+                <w:color w:val="6A4A9C"/>
+                <w:sz w:val="23"/>
               </w:rPr>
-              <w:t>A Mostrar la fuente vigente</w:t>
+              <w:t>Situación</w:t>
             </w:r>
           </w:p>
-        </w:tc>
-        <w:tc>
-          <w:tcPr>
-            <w:tcW w:type="dxa" w:w="1231"/>
-            <w:shd w:fill="FFFFFF"/>
-            <w:tcMar>
-              <w:top w:w="95" w:type="dxa"/>
-              <w:bottom w:w="95" w:type="dxa"/>
-              <w:left w:w="95" w:type="dxa"/>
-              <w:right w:w="95" w:type="dxa"/>
-            </w:tcMar>
-            <w:vAlign w:val="center"/>
-            <w:tcBorders>
-              <w:top w:val="single" w:sz="4" w:color="D9D9D9"/>
-              <w:left w:val="single" w:sz="4" w:color="D9D9D9"/>
-              <w:bottom w:val="single" w:sz="4" w:color="D9D9D9"/>
-              <w:right w:val="single" w:sz="4" w:color="D9D9D9"/>
-            </w:tcBorders>
-          </w:tcPr>
           <w:p>
             <w:pPr>
-              <w:spacing w:line="264" w:lineRule="auto" w:after="100" w:before="80"/>
+              <w:spacing w:after="120" w:line="276" w:lineRule="auto"/>
             </w:pPr>
             <w:r>
               <w:rPr>
                 <w:rFonts w:ascii="Calibri" w:hAnsi="Calibri"/>
-                <w:sz w:val="20"/>
+                <w:sz w:val="22"/>
               </w:rPr>
-              <w:t>8</w:t>
-            </w:r>
-          </w:p>
-        </w:tc>
-        <w:tc>
-          <w:tcPr>
-            <w:tcW w:type="dxa" w:w="1543"/>
-            <w:shd w:fill="FFFFFF"/>
-            <w:tcMar>
-              <w:top w:w="95" w:type="dxa"/>
-              <w:bottom w:w="95" w:type="dxa"/>
-              <w:left w:w="95" w:type="dxa"/>
-              <w:right w:w="95" w:type="dxa"/>
-            </w:tcMar>
-            <w:vAlign w:val="center"/>
-            <w:tcBorders>
-              <w:top w:val="single" w:sz="4" w:color="D9D9D9"/>
-              <w:left w:val="single" w:sz="4" w:color="D9D9D9"/>
-              <w:bottom w:val="single" w:sz="4" w:color="D9D9D9"/>
-              <w:right w:val="single" w:sz="4" w:color="D9D9D9"/>
-            </w:tcBorders>
-          </w:tcPr>
-          <w:p>
-            <w:pPr>
-              <w:spacing w:line="264" w:lineRule="auto" w:after="100" w:before="80"/>
-            </w:pPr>
-            <w:r>
-              <w:rPr>
-                <w:rFonts w:ascii="Calibri" w:hAnsi="Calibri"/>
-                <w:sz w:val="20"/>
-              </w:rPr>
-              <w:t>5</w:t>
-            </w:r>
-          </w:p>
-        </w:tc>
-        <w:tc>
-          <w:tcPr>
-            <w:tcW w:type="dxa" w:w="2337"/>
-            <w:shd w:fill="FFFFFF"/>
-            <w:tcMar>
-              <w:top w:w="95" w:type="dxa"/>
-              <w:bottom w:w="95" w:type="dxa"/>
-              <w:left w:w="95" w:type="dxa"/>
-              <w:right w:w="95" w:type="dxa"/>
-            </w:tcMar>
-            <w:vAlign w:val="center"/>
-            <w:tcBorders>
-              <w:top w:val="single" w:sz="4" w:color="D9D9D9"/>
-              <w:left w:val="single" w:sz="4" w:color="D9D9D9"/>
-              <w:bottom w:val="single" w:sz="4" w:color="D9D9D9"/>
-              <w:right w:val="single" w:sz="4" w:color="D9D9D9"/>
-            </w:tcBorders>
-          </w:tcPr>
-          <w:p>
-            <w:pPr>
-              <w:spacing w:line="264" w:lineRule="auto" w:after="100" w:before="80"/>
-            </w:pPr>
-            <w:r>
-              <w:rPr>
-                <w:rFonts w:ascii="Calibri" w:hAnsi="Calibri"/>
-                <w:sz w:val="20"/>
-              </w:rPr>
-              <w:t>8</w:t>
-            </w:r>
-          </w:p>
-        </w:tc>
-        <w:tc>
-          <w:tcPr>
-            <w:tcW w:type="dxa" w:w="1344"/>
-            <w:shd w:fill="FFFFFF"/>
-            <w:tcMar>
-              <w:top w:w="95" w:type="dxa"/>
-              <w:bottom w:w="95" w:type="dxa"/>
-              <w:left w:w="95" w:type="dxa"/>
-              <w:right w:w="95" w:type="dxa"/>
-            </w:tcMar>
-            <w:vAlign w:val="center"/>
-            <w:tcBorders>
-              <w:top w:val="single" w:sz="4" w:color="D9D9D9"/>
-              <w:left w:val="single" w:sz="4" w:color="D9D9D9"/>
-              <w:bottom w:val="single" w:sz="4" w:color="D9D9D9"/>
-              <w:right w:val="single" w:sz="4" w:color="D9D9D9"/>
-            </w:tcBorders>
-          </w:tcPr>
-          <w:p>
-            <w:pPr>
-              <w:spacing w:line="264" w:lineRule="auto" w:after="100" w:before="80"/>
-            </w:pPr>
-            <w:r>
-              <w:rPr>
-                <w:rFonts w:ascii="Calibri" w:hAnsi="Calibri"/>
-                <w:sz w:val="20"/>
-              </w:rPr>
-              <w:t>3</w:t>
-            </w:r>
-          </w:p>
-        </w:tc>
-      </w:tr>
-      <w:tr>
-        <w:trPr>
-          <w:cantSplit/>
-        </w:trPr>
-        <w:tc>
-          <w:tcPr>
-            <w:tcW w:type="dxa" w:w="2956"/>
-            <w:shd w:fill="F2F6FA"/>
-            <w:tcMar>
-              <w:top w:w="95" w:type="dxa"/>
-              <w:bottom w:w="95" w:type="dxa"/>
-              <w:left w:w="95" w:type="dxa"/>
-              <w:right w:w="95" w:type="dxa"/>
-            </w:tcMar>
-            <w:vAlign w:val="center"/>
-            <w:tcBorders>
-              <w:top w:val="single" w:sz="4" w:color="D9D9D9"/>
-              <w:left w:val="single" w:sz="4" w:color="D9D9D9"/>
-              <w:bottom w:val="single" w:sz="4" w:color="D9D9D9"/>
-              <w:right w:val="single" w:sz="4" w:color="D9D9D9"/>
-            </w:tcBorders>
-          </w:tcPr>
-          <w:p>
-            <w:pPr>
-              <w:spacing w:line="264" w:lineRule="auto" w:after="100" w:before="80"/>
-            </w:pPr>
-            <w:r>
-              <w:rPr>
-                <w:rFonts w:ascii="Calibri" w:hAnsi="Calibri"/>
-                <w:sz w:val="20"/>
-              </w:rPr>
-              <w:t>B Personalizar colores</w:t>
-            </w:r>
-          </w:p>
-        </w:tc>
-        <w:tc>
-          <w:tcPr>
-            <w:tcW w:type="dxa" w:w="1231"/>
-            <w:shd w:fill="F2F6FA"/>
-            <w:tcMar>
-              <w:top w:w="95" w:type="dxa"/>
-              <w:bottom w:w="95" w:type="dxa"/>
-              <w:left w:w="95" w:type="dxa"/>
-              <w:right w:w="95" w:type="dxa"/>
-            </w:tcMar>
-            <w:vAlign w:val="center"/>
-            <w:tcBorders>
-              <w:top w:val="single" w:sz="4" w:color="D9D9D9"/>
-              <w:left w:val="single" w:sz="4" w:color="D9D9D9"/>
-              <w:bottom w:val="single" w:sz="4" w:color="D9D9D9"/>
-              <w:right w:val="single" w:sz="4" w:color="D9D9D9"/>
-            </w:tcBorders>
-          </w:tcPr>
-          <w:p>
-            <w:pPr>
-              <w:spacing w:line="264" w:lineRule="auto" w:after="100" w:before="80"/>
-            </w:pPr>
-            <w:r>
-              <w:rPr>
-                <w:rFonts w:ascii="Calibri" w:hAnsi="Calibri"/>
-                <w:sz w:val="20"/>
-              </w:rPr>
-              <w:t>2</w:t>
-            </w:r>
-          </w:p>
-        </w:tc>
-        <w:tc>
-          <w:tcPr>
-            <w:tcW w:type="dxa" w:w="1543"/>
-            <w:shd w:fill="F2F6FA"/>
-            <w:tcMar>
-              <w:top w:w="95" w:type="dxa"/>
-              <w:bottom w:w="95" w:type="dxa"/>
-              <w:left w:w="95" w:type="dxa"/>
-              <w:right w:w="95" w:type="dxa"/>
-            </w:tcMar>
-            <w:vAlign w:val="center"/>
-            <w:tcBorders>
-              <w:top w:val="single" w:sz="4" w:color="D9D9D9"/>
-              <w:left w:val="single" w:sz="4" w:color="D9D9D9"/>
-              <w:bottom w:val="single" w:sz="4" w:color="D9D9D9"/>
-              <w:right w:val="single" w:sz="4" w:color="D9D9D9"/>
-            </w:tcBorders>
-          </w:tcPr>
-          <w:p>
-            <w:pPr>
-              <w:spacing w:line="264" w:lineRule="auto" w:after="100" w:before="80"/>
-            </w:pPr>
-            <w:r>
-              <w:rPr>
-                <w:rFonts w:ascii="Calibri" w:hAnsi="Calibri"/>
-                <w:sz w:val="20"/>
-              </w:rPr>
-              <w:t>1</w:t>
-            </w:r>
-          </w:p>
-        </w:tc>
-        <w:tc>
-          <w:tcPr>
-            <w:tcW w:type="dxa" w:w="2337"/>
-            <w:shd w:fill="F2F6FA"/>
-            <w:tcMar>
-              <w:top w:w="95" w:type="dxa"/>
-              <w:bottom w:w="95" w:type="dxa"/>
-              <w:left w:w="95" w:type="dxa"/>
-              <w:right w:w="95" w:type="dxa"/>
-            </w:tcMar>
-            <w:vAlign w:val="center"/>
-            <w:tcBorders>
-              <w:top w:val="single" w:sz="4" w:color="D9D9D9"/>
-              <w:left w:val="single" w:sz="4" w:color="D9D9D9"/>
-              <w:bottom w:val="single" w:sz="4" w:color="D9D9D9"/>
-              <w:right w:val="single" w:sz="4" w:color="D9D9D9"/>
-            </w:tcBorders>
-          </w:tcPr>
-          <w:p>
-            <w:pPr>
-              <w:spacing w:line="264" w:lineRule="auto" w:after="100" w:before="80"/>
-            </w:pPr>
-            <w:r>
-              <w:rPr>
-                <w:rFonts w:ascii="Calibri" w:hAnsi="Calibri"/>
-                <w:sz w:val="20"/>
-              </w:rPr>
-              <w:t>1</w:t>
-            </w:r>
-          </w:p>
-        </w:tc>
-        <w:tc>
-          <w:tcPr>
-            <w:tcW w:type="dxa" w:w="1344"/>
-            <w:shd w:fill="F2F6FA"/>
-            <w:tcMar>
-              <w:top w:w="95" w:type="dxa"/>
-              <w:bottom w:w="95" w:type="dxa"/>
-              <w:left w:w="95" w:type="dxa"/>
-              <w:right w:w="95" w:type="dxa"/>
-            </w:tcMar>
-            <w:vAlign w:val="center"/>
-            <w:tcBorders>
-              <w:top w:val="single" w:sz="4" w:color="D9D9D9"/>
-              <w:left w:val="single" w:sz="4" w:color="D9D9D9"/>
-              <w:bottom w:val="single" w:sz="4" w:color="D9D9D9"/>
-              <w:right w:val="single" w:sz="4" w:color="D9D9D9"/>
-            </w:tcBorders>
-          </w:tcPr>
-          <w:p>
-            <w:pPr>
-              <w:spacing w:line="264" w:lineRule="auto" w:after="100" w:before="80"/>
-            </w:pPr>
-            <w:r>
-              <w:rPr>
-                <w:rFonts w:ascii="Calibri" w:hAnsi="Calibri"/>
-                <w:sz w:val="20"/>
-              </w:rPr>
-              <w:t>2</w:t>
-            </w:r>
-          </w:p>
-        </w:tc>
-      </w:tr>
-      <w:tr>
-        <w:trPr>
-          <w:cantSplit/>
-        </w:trPr>
-        <w:tc>
-          <w:tcPr>
-            <w:tcW w:type="dxa" w:w="2956"/>
-            <w:shd w:fill="FFFFFF"/>
-            <w:tcMar>
-              <w:top w:w="95" w:type="dxa"/>
-              <w:bottom w:w="95" w:type="dxa"/>
-              <w:left w:w="95" w:type="dxa"/>
-              <w:right w:w="95" w:type="dxa"/>
-            </w:tcMar>
-            <w:vAlign w:val="center"/>
-            <w:tcBorders>
-              <w:top w:val="single" w:sz="4" w:color="D9D9D9"/>
-              <w:left w:val="single" w:sz="4" w:color="D9D9D9"/>
-              <w:bottom w:val="single" w:sz="4" w:color="D9D9D9"/>
-              <w:right w:val="single" w:sz="4" w:color="D9D9D9"/>
-            </w:tcBorders>
-          </w:tcPr>
-          <w:p>
-            <w:pPr>
-              <w:spacing w:line="264" w:lineRule="auto" w:after="100" w:before="80"/>
-            </w:pPr>
-            <w:r>
-              <w:rPr>
-                <w:rFonts w:ascii="Calibri" w:hAnsi="Calibri"/>
-                <w:sz w:val="20"/>
-              </w:rPr>
-              <w:t>C Derivar sin respaldo</w:t>
-            </w:r>
-          </w:p>
-        </w:tc>
-        <w:tc>
-          <w:tcPr>
-            <w:tcW w:type="dxa" w:w="1231"/>
-            <w:shd w:fill="FFFFFF"/>
-            <w:tcMar>
-              <w:top w:w="95" w:type="dxa"/>
-              <w:bottom w:w="95" w:type="dxa"/>
-              <w:left w:w="95" w:type="dxa"/>
-              <w:right w:w="95" w:type="dxa"/>
-            </w:tcMar>
-            <w:vAlign w:val="center"/>
-            <w:tcBorders>
-              <w:top w:val="single" w:sz="4" w:color="D9D9D9"/>
-              <w:left w:val="single" w:sz="4" w:color="D9D9D9"/>
-              <w:bottom w:val="single" w:sz="4" w:color="D9D9D9"/>
-              <w:right w:val="single" w:sz="4" w:color="D9D9D9"/>
-            </w:tcBorders>
-          </w:tcPr>
-          <w:p>
-            <w:pPr>
-              <w:spacing w:line="264" w:lineRule="auto" w:after="100" w:before="80"/>
-            </w:pPr>
-            <w:r>
-              <w:rPr>
-                <w:rFonts w:ascii="Calibri" w:hAnsi="Calibri"/>
-                <w:sz w:val="20"/>
-              </w:rPr>
-              <w:t>8</w:t>
-            </w:r>
-          </w:p>
-        </w:tc>
-        <w:tc>
-          <w:tcPr>
-            <w:tcW w:type="dxa" w:w="1543"/>
-            <w:shd w:fill="FFFFFF"/>
-            <w:tcMar>
-              <w:top w:w="95" w:type="dxa"/>
-              <w:bottom w:w="95" w:type="dxa"/>
-              <w:left w:w="95" w:type="dxa"/>
-              <w:right w:w="95" w:type="dxa"/>
-            </w:tcMar>
-            <w:vAlign w:val="center"/>
-            <w:tcBorders>
-              <w:top w:val="single" w:sz="4" w:color="D9D9D9"/>
-              <w:left w:val="single" w:sz="4" w:color="D9D9D9"/>
-              <w:bottom w:val="single" w:sz="4" w:color="D9D9D9"/>
-              <w:right w:val="single" w:sz="4" w:color="D9D9D9"/>
-            </w:tcBorders>
-          </w:tcPr>
-          <w:p>
-            <w:pPr>
-              <w:spacing w:line="264" w:lineRule="auto" w:after="100" w:before="80"/>
-            </w:pPr>
-            <w:r>
-              <w:rPr>
-                <w:rFonts w:ascii="Calibri" w:hAnsi="Calibri"/>
-                <w:sz w:val="20"/>
-              </w:rPr>
-              <w:t>8</w:t>
-            </w:r>
-          </w:p>
-        </w:tc>
-        <w:tc>
-          <w:tcPr>
-            <w:tcW w:type="dxa" w:w="2337"/>
-            <w:shd w:fill="FFFFFF"/>
-            <w:tcMar>
-              <w:top w:w="95" w:type="dxa"/>
-              <w:bottom w:w="95" w:type="dxa"/>
-              <w:left w:w="95" w:type="dxa"/>
-              <w:right w:w="95" w:type="dxa"/>
-            </w:tcMar>
-            <w:vAlign w:val="center"/>
-            <w:tcBorders>
-              <w:top w:val="single" w:sz="4" w:color="D9D9D9"/>
-              <w:left w:val="single" w:sz="4" w:color="D9D9D9"/>
-              <w:bottom w:val="single" w:sz="4" w:color="D9D9D9"/>
-              <w:right w:val="single" w:sz="4" w:color="D9D9D9"/>
-            </w:tcBorders>
-          </w:tcPr>
-          <w:p>
-            <w:pPr>
-              <w:spacing w:line="264" w:lineRule="auto" w:after="100" w:before="80"/>
-            </w:pPr>
-            <w:r>
-              <w:rPr>
-                <w:rFonts w:ascii="Calibri" w:hAnsi="Calibri"/>
-                <w:sz w:val="20"/>
-              </w:rPr>
-              <w:t>5</w:t>
-            </w:r>
-          </w:p>
-        </w:tc>
-        <w:tc>
-          <w:tcPr>
-            <w:tcW w:type="dxa" w:w="1344"/>
-            <w:shd w:fill="FFFFFF"/>
-            <w:tcMar>
-              <w:top w:w="95" w:type="dxa"/>
-              <w:bottom w:w="95" w:type="dxa"/>
-              <w:left w:w="95" w:type="dxa"/>
-              <w:right w:w="95" w:type="dxa"/>
-            </w:tcMar>
-            <w:vAlign w:val="center"/>
-            <w:tcBorders>
-              <w:top w:val="single" w:sz="4" w:color="D9D9D9"/>
-              <w:left w:val="single" w:sz="4" w:color="D9D9D9"/>
-              <w:bottom w:val="single" w:sz="4" w:color="D9D9D9"/>
-              <w:right w:val="single" w:sz="4" w:color="D9D9D9"/>
-            </w:tcBorders>
-          </w:tcPr>
-          <w:p>
-            <w:pPr>
-              <w:spacing w:line="264" w:lineRule="auto" w:after="100" w:before="80"/>
-            </w:pPr>
-            <w:r>
-              <w:rPr>
-                <w:rFonts w:ascii="Calibri" w:hAnsi="Calibri"/>
-                <w:sz w:val="20"/>
-              </w:rPr>
-              <w:t>3</w:t>
-            </w:r>
-          </w:p>
-        </w:tc>
-      </w:tr>
-      <w:tr>
-        <w:trPr>
-          <w:cantSplit/>
-        </w:trPr>
-        <w:tc>
-          <w:tcPr>
-            <w:tcW w:type="dxa" w:w="2956"/>
-            <w:shd w:fill="F2F6FA"/>
-            <w:tcMar>
-              <w:top w:w="95" w:type="dxa"/>
-              <w:bottom w:w="95" w:type="dxa"/>
-              <w:left w:w="95" w:type="dxa"/>
-              <w:right w:w="95" w:type="dxa"/>
-            </w:tcMar>
-            <w:vAlign w:val="center"/>
-            <w:tcBorders>
-              <w:top w:val="single" w:sz="4" w:color="D9D9D9"/>
-              <w:left w:val="single" w:sz="4" w:color="D9D9D9"/>
-              <w:bottom w:val="single" w:sz="4" w:color="D9D9D9"/>
-              <w:right w:val="single" w:sz="4" w:color="D9D9D9"/>
-            </w:tcBorders>
-          </w:tcPr>
-          <w:p>
-            <w:pPr>
-              <w:spacing w:line="264" w:lineRule="auto" w:after="100" w:before="80"/>
-            </w:pPr>
-            <w:r>
-              <w:rPr>
-                <w:rFonts w:ascii="Calibri" w:hAnsi="Calibri"/>
-                <w:sz w:val="20"/>
-              </w:rPr>
-              <w:t>D Incorporar consultas de becas</w:t>
-            </w:r>
-          </w:p>
-        </w:tc>
-        <w:tc>
-          <w:tcPr>
-            <w:tcW w:type="dxa" w:w="1231"/>
-            <w:shd w:fill="F2F6FA"/>
-            <w:tcMar>
-              <w:top w:w="95" w:type="dxa"/>
-              <w:bottom w:w="95" w:type="dxa"/>
-              <w:left w:w="95" w:type="dxa"/>
-              <w:right w:w="95" w:type="dxa"/>
-            </w:tcMar>
-            <w:vAlign w:val="center"/>
-            <w:tcBorders>
-              <w:top w:val="single" w:sz="4" w:color="D9D9D9"/>
-              <w:left w:val="single" w:sz="4" w:color="D9D9D9"/>
-              <w:bottom w:val="single" w:sz="4" w:color="D9D9D9"/>
-              <w:right w:val="single" w:sz="4" w:color="D9D9D9"/>
-            </w:tcBorders>
-          </w:tcPr>
-          <w:p>
-            <w:pPr>
-              <w:spacing w:line="264" w:lineRule="auto" w:after="100" w:before="80"/>
-            </w:pPr>
-            <w:r>
-              <w:rPr>
-                <w:rFonts w:ascii="Calibri" w:hAnsi="Calibri"/>
-                <w:sz w:val="20"/>
-              </w:rPr>
-              <w:t>5</w:t>
-            </w:r>
-          </w:p>
-        </w:tc>
-        <w:tc>
-          <w:tcPr>
-            <w:tcW w:type="dxa" w:w="1543"/>
-            <w:shd w:fill="F2F6FA"/>
-            <w:tcMar>
-              <w:top w:w="95" w:type="dxa"/>
-              <w:bottom w:w="95" w:type="dxa"/>
-              <w:left w:w="95" w:type="dxa"/>
-              <w:right w:w="95" w:type="dxa"/>
-            </w:tcMar>
-            <w:vAlign w:val="center"/>
-            <w:tcBorders>
-              <w:top w:val="single" w:sz="4" w:color="D9D9D9"/>
-              <w:left w:val="single" w:sz="4" w:color="D9D9D9"/>
-              <w:bottom w:val="single" w:sz="4" w:color="D9D9D9"/>
-              <w:right w:val="single" w:sz="4" w:color="D9D9D9"/>
-            </w:tcBorders>
-          </w:tcPr>
-          <w:p>
-            <w:pPr>
-              <w:spacing w:line="264" w:lineRule="auto" w:after="100" w:before="80"/>
-            </w:pPr>
-            <w:r>
-              <w:rPr>
-                <w:rFonts w:ascii="Calibri" w:hAnsi="Calibri"/>
-                <w:sz w:val="20"/>
-              </w:rPr>
-              <w:t>3</w:t>
-            </w:r>
-          </w:p>
-        </w:tc>
-        <w:tc>
-          <w:tcPr>
-            <w:tcW w:type="dxa" w:w="2337"/>
-            <w:shd w:fill="F2F6FA"/>
-            <w:tcMar>
-              <w:top w:w="95" w:type="dxa"/>
-              <w:bottom w:w="95" w:type="dxa"/>
-              <w:left w:w="95" w:type="dxa"/>
-              <w:right w:w="95" w:type="dxa"/>
-            </w:tcMar>
-            <w:vAlign w:val="center"/>
-            <w:tcBorders>
-              <w:top w:val="single" w:sz="4" w:color="D9D9D9"/>
-              <w:left w:val="single" w:sz="4" w:color="D9D9D9"/>
-              <w:bottom w:val="single" w:sz="4" w:color="D9D9D9"/>
-              <w:right w:val="single" w:sz="4" w:color="D9D9D9"/>
-            </w:tcBorders>
-          </w:tcPr>
-          <w:p>
-            <w:pPr>
-              <w:spacing w:line="264" w:lineRule="auto" w:after="100" w:before="80"/>
-            </w:pPr>
-            <w:r>
-              <w:rPr>
-                <w:rFonts w:ascii="Calibri" w:hAnsi="Calibri"/>
-                <w:sz w:val="20"/>
-              </w:rPr>
-              <w:t>2</w:t>
-            </w:r>
-          </w:p>
-        </w:tc>
-        <w:tc>
-          <w:tcPr>
-            <w:tcW w:type="dxa" w:w="1344"/>
-            <w:shd w:fill="F2F6FA"/>
-            <w:tcMar>
-              <w:top w:w="95" w:type="dxa"/>
-              <w:bottom w:w="95" w:type="dxa"/>
-              <w:left w:w="95" w:type="dxa"/>
-              <w:right w:w="95" w:type="dxa"/>
-            </w:tcMar>
-            <w:vAlign w:val="center"/>
-            <w:tcBorders>
-              <w:top w:val="single" w:sz="4" w:color="D9D9D9"/>
-              <w:left w:val="single" w:sz="4" w:color="D9D9D9"/>
-              <w:bottom w:val="single" w:sz="4" w:color="D9D9D9"/>
-              <w:right w:val="single" w:sz="4" w:color="D9D9D9"/>
-            </w:tcBorders>
-          </w:tcPr>
-          <w:p>
-            <w:pPr>
-              <w:spacing w:line="264" w:lineRule="auto" w:after="100" w:before="80"/>
-            </w:pPr>
-            <w:r>
-              <w:rPr>
-                <w:rFonts w:ascii="Calibri" w:hAnsi="Calibri"/>
-                <w:sz w:val="20"/>
-              </w:rPr>
-              <w:t>5</w:t>
+              <w:t>El asistente ya responde consultas básicas de inscripción. Se prepara un piloto con fuentes vigentes, derivación cuando falta respaldo y pruebas con estudiantes. Antes de abrirlo, la autoridad que patrocina el proyecto pide que el asistente también inscriba automáticamente en las materias. Esa función requiere permisos e integraciones que nadie investigó todavía.</w:t>
             </w:r>
           </w:p>
         </w:tc>
@@ -1110,71 +1308,99 @@
     </w:tbl>
     <w:p>
       <w:pPr>
-        <w:spacing w:after="40"/>
+        <w:spacing w:after="80"/>
       </w:pPr>
     </w:p>
     <w:p>
       <w:pPr>
-        <w:numPr>
-          <w:ilvl w:val="0"/>
-          <w:numId w:val="12"/>
-        </w:numPr>
-        <w:spacing w:line="278" w:lineRule="auto" w:after="140"/>
+        <w:tabs>
+          <w:tab w:pos="425" w:val="left"/>
+        </w:tabs>
+        <w:spacing w:after="100"/>
+        <w:ind w:left="425" w:hanging="312"/>
       </w:pPr>
+      <w:r>
+        <w:rPr>
+          <w:b/>
+        </w:rPr>
+        <w:t>1.</w:t>
+        <w:tab/>
+      </w:r>
       <w:r>
         <w:rPr>
           <w:rFonts w:ascii="Calibri" w:hAnsi="Calibri"/>
           <w:sz w:val="22"/>
         </w:rPr>
-        <w:t>Aplicá MoSCoW para este piloto y justificá las categorías. Explicá por qué una categoría no establece por sí sola un orden exacto.</w:t>
+        <w:t>Formulá la hipótesis que pondría a prueba el MVP. Indicá qué incluirías, qué dejarías afuera y qué observarías para decidir si ampliar, cambiar o detener.</w:t>
       </w:r>
     </w:p>
     <w:p>
       <w:pPr>
-        <w:numPr>
-          <w:ilvl w:val="0"/>
-          <w:numId w:val="12"/>
-        </w:numPr>
-        <w:spacing w:line="278" w:lineRule="auto" w:after="140"/>
+        <w:tabs>
+          <w:tab w:pos="425" w:val="left"/>
+        </w:tabs>
+        <w:spacing w:after="100"/>
+        <w:ind w:left="425" w:hanging="312"/>
       </w:pPr>
+      <w:r>
+        <w:rPr>
+          <w:b/>
+        </w:rPr>
+        <w:t>2.</w:t>
+        <w:tab/>
+      </w:r>
       <w:r>
         <w:rPr>
           <w:rFonts w:ascii="Calibri" w:hAnsi="Calibri"/>
           <w:sz w:val="22"/>
         </w:rPr>
-        <w:t>Calculá WSJF como (valor + urgencia + reducción de riesgo) / tamaño. Ordená los ítems; ante un empate, proponé información para decidir. No inventes una diferencia numérica.</w:t>
+        <w:t>¿Qué tipo de MVP del módulo usarías para aprender qué preguntan los estudiantes antes de automatizar? Relacionalo con el caso de Zappos.</w:t>
       </w:r>
     </w:p>
     <w:p>
       <w:pPr>
-        <w:numPr>
-          <w:ilvl w:val="0"/>
-          <w:numId w:val="12"/>
-        </w:numPr>
-        <w:spacing w:line="278" w:lineRule="auto" w:after="140"/>
+        <w:tabs>
+          <w:tab w:pos="425" w:val="left"/>
+        </w:tabs>
+        <w:spacing w:after="100"/>
+        <w:ind w:left="425" w:hanging="312"/>
       </w:pPr>
+      <w:r>
+        <w:rPr>
+          <w:b/>
+        </w:rPr>
+        <w:t>3.</w:t>
+        <w:tab/>
+      </w:r>
       <w:r>
         <w:rPr>
           <w:rFonts w:ascii="Calibri" w:hAnsi="Calibri"/>
           <w:sz w:val="22"/>
         </w:rPr>
-        <w:t>Ubicá A, B y D en una matriz Valor–Esfuerzo usando los datos de valor y tamaño. ¿Ser pequeño convierte a B en prioritario?</w:t>
+        <w:t>Proponé un plan de lanzamiento en dos etapas. A partir del caso de HealthCare.gov, explicá por qué conviene no habilitarlo para toda la universidad el mismo día.</w:t>
       </w:r>
     </w:p>
     <w:p>
       <w:pPr>
-        <w:numPr>
-          <w:ilvl w:val="0"/>
-          <w:numId w:val="12"/>
-        </w:numPr>
-        <w:spacing w:line="278" w:lineRule="auto" w:after="140"/>
+        <w:tabs>
+          <w:tab w:pos="425" w:val="left"/>
+        </w:tabs>
+        <w:spacing w:after="100"/>
+        <w:ind w:left="425" w:hanging="312"/>
       </w:pPr>
+      <w:r>
+        <w:rPr>
+          <w:b/>
+        </w:rPr>
+        <w:t>4.</w:t>
+        <w:tab/>
+      </w:r>
       <w:r>
         <w:rPr>
           <w:rFonts w:ascii="Calibri" w:hAnsi="Calibri"/>
           <w:sz w:val="22"/>
         </w:rPr>
-        <w:t>Con Kano, ¿podés asegurar que los colores entusiasman a los estudiantes sin consultarles? Formulá una hipótesis sobre una característica básica y explicá cómo la contrastarías.</w:t>
+        <w:t>Analizá el pedido de inscripción automática: necesidad, riesgos y dependencias. ¿Aceptar la necesidad obliga a construirla ya? ¿Cómo quedaría reflejada la decisión en el backlog y en el roadmap?</w:t>
       </w:r>
     </w:p>
     <w:p>
@@ -1183,136 +1409,17 @@
         <w:keepNext/>
         <w:shd w:fill="EAF4FA"/>
       </w:pPr>
+      <w:bookmarkStart w:id="5" w:name="seccion-5"/>
       <w:r>
         <w:rPr>
           <w:rFonts w:ascii="Calibri" w:hAnsi="Calibri"/>
           <w:b/>
-          <w:color w:val="000000"/>
-          <w:sz w:val="32"/>
+          <w:color w:val="5D3E83"/>
+          <w:sz w:val="34"/>
         </w:rPr>
-        <w:t>Actividad 4 Delimitar el MVP y responder a un cambio</w:t>
+        <w:t>Antes de terminar</w:t>
       </w:r>
-    </w:p>
-    <w:p>
-      <w:pPr>
-        <w:spacing w:line="278" w:lineRule="auto" w:after="140"/>
-      </w:pPr>
-      <w:r>
-        <w:rPr>
-          <w:rFonts w:ascii="Calibri" w:hAnsi="Calibri"/>
-          <w:b/>
-          <w:color w:val="12655D"/>
-          <w:sz w:val="22"/>
-        </w:rPr>
-        <w:t>Aprendizaje de producto.</w:t>
-      </w:r>
-      <w:r>
-        <w:rPr>
-          <w:rFonts w:ascii="Calibri" w:hAnsi="Calibri"/>
-          <w:sz w:val="22"/>
-        </w:rPr>
-        <w:t xml:space="preserve"> Ya existe la capacidad básica de responder consultas de inscripción. Se prepara un piloto acotado con fuentes vigentes, derivación cuando falta respaldo y pruebas con estudiantes. Antes de abrirlo, el sponsor pide que también inscriba automáticamente a materias. Esta nueva función requiere permisos e integración todavía no investigados.</w:t>
-      </w:r>
-    </w:p>
-    <w:p>
-      <w:pPr>
-        <w:numPr>
-          <w:ilvl w:val="0"/>
-          <w:numId w:val="13"/>
-        </w:numPr>
-        <w:spacing w:line="278" w:lineRule="auto" w:after="140"/>
-      </w:pPr>
-      <w:r>
-        <w:rPr>
-          <w:rFonts w:ascii="Calibri" w:hAnsi="Calibri"/>
-          <w:sz w:val="22"/>
-        </w:rPr>
-        <w:t>Formulá la hipótesis que probaría el MVP, qué incluirías, qué dejarías afuera y qué observarías para decidir continuar, cambiar o detener.</w:t>
-      </w:r>
-    </w:p>
-    <w:p>
-      <w:pPr>
-        <w:numPr>
-          <w:ilvl w:val="0"/>
-          <w:numId w:val="13"/>
-        </w:numPr>
-        <w:spacing w:line="278" w:lineRule="auto" w:after="140"/>
-      </w:pPr>
-      <w:r>
-        <w:rPr>
-          <w:rFonts w:ascii="Calibri" w:hAnsi="Calibri"/>
-          <w:sz w:val="22"/>
-        </w:rPr>
-        <w:t>Explicá por qué un prototipo que no puede comprobar la hipótesis no basta solo por ser pequeño. Diferenciá este experimento de una funcionalidad mínima comercializable.</w:t>
-      </w:r>
-    </w:p>
-    <w:p>
-      <w:pPr>
-        <w:numPr>
-          <w:ilvl w:val="0"/>
-          <w:numId w:val="13"/>
-        </w:numPr>
-        <w:spacing w:line="278" w:lineRule="auto" w:after="140"/>
-      </w:pPr>
-      <w:r>
-        <w:rPr>
-          <w:rFonts w:ascii="Calibri" w:hAnsi="Calibri"/>
-          <w:sz w:val="22"/>
-        </w:rPr>
-        <w:t>Analizá el cambio pedido: necesidad, riesgos, dependencias y efecto sobre alcance. Proponé una decisión y cómo quedaría reflejada en backlog y roadmap.</w:t>
-      </w:r>
-    </w:p>
-    <w:p>
-      <w:pPr>
-        <w:numPr>
-          <w:ilvl w:val="0"/>
-          <w:numId w:val="13"/>
-        </w:numPr>
-        <w:spacing w:line="278" w:lineRule="auto" w:after="140"/>
-      </w:pPr>
-      <w:r>
-        <w:rPr>
-          <w:rFonts w:ascii="Calibri" w:hAnsi="Calibri"/>
-          <w:sz w:val="22"/>
-        </w:rPr>
-        <w:t>Indicá quién responde por el Product Backlog en Scrum y cómo participa el equipo en comprender la viabilidad. ¿Aceptar la necesidad obliga a implementarla inmediatamente?</w:t>
-      </w:r>
-    </w:p>
-    <w:p>
-      <w:r>
-        <w:br w:type="page"/>
-      </w:r>
-    </w:p>
-    <w:p>
-      <w:pPr>
-        <w:pStyle w:val="Heading1"/>
-        <w:keepNext/>
-        <w:shd w:fill="EAF4FA"/>
-      </w:pPr>
-      <w:r>
-        <w:rPr>
-          <w:rFonts w:ascii="Calibri" w:hAnsi="Calibri"/>
-          <w:b/>
-          <w:color w:val="000000"/>
-          <w:sz w:val="32"/>
-        </w:rPr>
-        <w:t>Respuestas orientativas y autoevaluación</w:t>
-      </w:r>
-    </w:p>
-    <w:p>
-      <w:pPr>
-        <w:pStyle w:val="Heading2"/>
-        <w:keepNext/>
-      </w:pPr>
-      <w:r>
-        <w:rPr>
-          <w:rFonts w:ascii="Calibri" w:hAnsi="Calibri"/>
-          <w:b/>
-          <w:color w:val="000000"/>
-          <w:sz w:val="26"/>
-        </w:rPr>
-        <w:t>Actividad 1</w:t>
-      </w:r>
+      <w:bookmarkEnd w:id="5"/>
     </w:p>
     <w:p>
       <w:pPr>
@@ -1323,170 +1430,185 @@
           <w:rFonts w:ascii="Calibri" w:hAnsi="Calibri"/>
           <w:sz w:val="22"/>
         </w:rPr>
-        <w:t>Una visión posible es: para estudiantes que necesitan conocer requisitos vigentes, el asistente es una herramienta de orientación que reúne respuestas con fuentes, a diferencia de buscar en documentos dispersos. La línea de base es 10/20, equivalente al 50 %. Una meta didáctica posible es que 16 de 20 participantes de una prueba comparable encuentren correctamente la información sin ayuda al terminar el piloto. Esa meta se propone; no es un resultado ni un requisito institucional.</w:t>
+        <w:t>Estas actividades no tienen una única respuesta correcta: cada resolución puede ser distinta si está bien fundamentada en el Contenido del módulo. Si querés comparar tu trabajo, podés pedirle al profesor sus respuestas orientativas.</w:t>
       </w:r>
     </w:p>
+    <w:tbl>
+      <w:tblPr>
+        <w:tblW w:type="auto" w:w="0"/>
+        <w:tblLayout w:type="fixed"/>
+        <w:tblLook w:firstColumn="1" w:firstRow="1" w:lastColumn="0" w:lastRow="0" w:noHBand="0" w:noVBand="1" w:val="04A0"/>
+      </w:tblPr>
+      <w:tblGrid>
+        <w:gridCol w:w="9412"/>
+      </w:tblGrid>
+      <w:tr>
+        <w:trPr>
+          <w:cantSplit/>
+        </w:trPr>
+        <w:tc>
+          <w:tcPr>
+            <w:tcW w:type="dxa" w:w="9411"/>
+            <w:tcBorders>
+              <w:left w:val="single" w:sz="36" w:color="3A5BA0"/>
+              <w:top w:val="single" w:sz="4" w:color="3A5BA0"/>
+              <w:bottom w:val="single" w:sz="4" w:color="3A5BA0"/>
+              <w:right w:val="single" w:sz="4" w:color="3A5BA0"/>
+            </w:tcBorders>
+            <w:shd w:val="clear" w:fill="EEF2FB"/>
+            <w:tcMar>
+              <w:top w:w="140" w:type="dxa"/>
+              <w:bottom w:w="100" w:type="dxa"/>
+              <w:left w:w="220" w:type="dxa"/>
+              <w:right w:w="200" w:type="dxa"/>
+            </w:tcMar>
+          </w:tcPr>
+          <w:p>
+            <w:pPr>
+              <w:spacing w:after="100"/>
+            </w:pPr>
+            <w:r>
+              <w:rPr>
+                <w:rFonts w:ascii="Calibri" w:hAnsi="Calibri"/>
+                <w:b/>
+                <w:color w:val="3A5BA0"/>
+                <w:sz w:val="23"/>
+              </w:rPr>
+              <w:t>Para revisar tu trabajo</w:t>
+            </w:r>
+          </w:p>
+          <w:p>
+            <w:pPr>
+              <w:tabs>
+                <w:tab w:pos="340" w:val="left"/>
+              </w:tabs>
+              <w:spacing w:after="80"/>
+              <w:ind w:left="340" w:hanging="255"/>
+            </w:pPr>
+            <w:r>
+              <w:rPr>
+                <w:b/>
+                <w:color w:val="3A5BA0"/>
+                <w:sz w:val="21"/>
+              </w:rPr>
+              <w:t>•</w:t>
+              <w:tab/>
+            </w:r>
+            <w:r>
+              <w:rPr>
+                <w:rFonts w:ascii="Calibri" w:hAnsi="Calibri"/>
+                <w:sz w:val="22"/>
+              </w:rPr>
+              <w:t>¿Tu visión permite descartar ideas, o cualquier cosa entra en ella?</w:t>
+            </w:r>
+          </w:p>
+          <w:p>
+            <w:pPr>
+              <w:tabs>
+                <w:tab w:pos="340" w:val="left"/>
+              </w:tabs>
+              <w:spacing w:after="80"/>
+              <w:ind w:left="340" w:hanging="255"/>
+            </w:pPr>
+            <w:r>
+              <w:rPr>
+                <w:b/>
+                <w:color w:val="3A5BA0"/>
+                <w:sz w:val="21"/>
+              </w:rPr>
+              <w:t>•</w:t>
+              <w:tab/>
+            </w:r>
+            <w:r>
+              <w:rPr>
+                <w:rFonts w:ascii="Calibri" w:hAnsi="Calibri"/>
+                <w:sz w:val="22"/>
+              </w:rPr>
+              <w:t>¿Tus historias pueden entregarse y usarse por sí solas?</w:t>
+            </w:r>
+          </w:p>
+          <w:p>
+            <w:pPr>
+              <w:tabs>
+                <w:tab w:pos="340" w:val="left"/>
+              </w:tabs>
+              <w:spacing w:after="80"/>
+              <w:ind w:left="340" w:hanging="255"/>
+            </w:pPr>
+            <w:r>
+              <w:rPr>
+                <w:b/>
+                <w:color w:val="3A5BA0"/>
+                <w:sz w:val="21"/>
+              </w:rPr>
+              <w:t>•</w:t>
+              <w:tab/>
+            </w:r>
+            <w:r>
+              <w:rPr>
+                <w:rFonts w:ascii="Calibri" w:hAnsi="Calibri"/>
+                <w:sz w:val="22"/>
+              </w:rPr>
+              <w:t>¿Tus criterios de aceptación cubren también los casos difíciles?</w:t>
+            </w:r>
+          </w:p>
+          <w:p>
+            <w:pPr>
+              <w:tabs>
+                <w:tab w:pos="340" w:val="left"/>
+              </w:tabs>
+              <w:spacing w:after="80"/>
+              <w:ind w:left="340" w:hanging="255"/>
+            </w:pPr>
+            <w:r>
+              <w:rPr>
+                <w:b/>
+                <w:color w:val="3A5BA0"/>
+                <w:sz w:val="21"/>
+              </w:rPr>
+              <w:t>•</w:t>
+              <w:tab/>
+            </w:r>
+            <w:r>
+              <w:rPr>
+                <w:rFonts w:ascii="Calibri" w:hAnsi="Calibri"/>
+                <w:sz w:val="22"/>
+              </w:rPr>
+              <w:t>¿Usaste las técnicas de priorización para ordenar la conversación, y no para reemplazar el criterio?</w:t>
+            </w:r>
+          </w:p>
+          <w:p>
+            <w:pPr>
+              <w:tabs>
+                <w:tab w:pos="340" w:val="left"/>
+              </w:tabs>
+              <w:spacing w:after="80"/>
+              <w:ind w:left="340" w:hanging="255"/>
+            </w:pPr>
+            <w:r>
+              <w:rPr>
+                <w:b/>
+                <w:color w:val="3A5BA0"/>
+                <w:sz w:val="21"/>
+              </w:rPr>
+              <w:t>•</w:t>
+              <w:tab/>
+            </w:r>
+            <w:r>
+              <w:rPr>
+                <w:rFonts w:ascii="Calibri" w:hAnsi="Calibri"/>
+                <w:sz w:val="22"/>
+              </w:rPr>
+              <w:t>¿Tu MVP responde una pregunta concreta?</w:t>
+            </w:r>
+          </w:p>
+        </w:tc>
+      </w:tr>
+    </w:tbl>
     <w:p>
       <w:pPr>
-        <w:spacing w:line="278" w:lineRule="auto" w:after="140"/>
+        <w:spacing w:after="80"/>
       </w:pPr>
-      <w:r>
-        <w:rPr>
-          <w:rFonts w:ascii="Calibri" w:hAnsi="Calibri"/>
-          <w:sz w:val="22"/>
-        </w:rPr>
-        <w:t>El logro de la tarea expresa beneficio; la proporción de respuestas respaldadas y correctas examina calidad. Cargar documentos solo informa actividad. Ahora puede incluir inscripciones; Próximo, corregir dificultades observadas; Después, explorar becas. Avanzar requiere evidencia de utilidad y calidad del piloto, no solamente que llegó una fecha.</w:t>
-      </w:r>
-    </w:p>
-    <w:p>
-      <w:pPr>
-        <w:pStyle w:val="Heading2"/>
-        <w:keepNext/>
-      </w:pPr>
-      <w:r>
-        <w:rPr>
-          <w:rFonts w:ascii="Calibri" w:hAnsi="Calibri"/>
-          <w:b/>
-          <w:color w:val="000000"/>
-          <w:sz w:val="26"/>
-        </w:rPr>
-        <w:t>Actividad 2</w:t>
-      </w:r>
-    </w:p>
-    <w:p>
-      <w:pPr>
-        <w:spacing w:line="278" w:lineRule="auto" w:after="140"/>
-      </w:pPr>
-      <w:r>
-        <w:rPr>
-          <w:rFonts w:ascii="Calibri" w:hAnsi="Calibri"/>
-          <w:sz w:val="22"/>
-        </w:rPr>
-        <w:t>Dos historias posibles son consultar requisitos de inscripción para preparar documentación y reconocer una consulta sin respaldo para pedir ayuda al área adecuada. La épica podría ser orientación académica; una funcionalidad, consultas de inscripción; una tarea técnica, implementar el enlace a la fuente. INVEST exige revisar independencia, negociación, valor, estimación, tamaño y posibilidad de prueba: una historia no mejora solo por usar «Como… quiero… para…».</w:t>
-      </w:r>
-    </w:p>
-    <w:p>
-      <w:pPr>
-        <w:spacing w:line="278" w:lineRule="auto" w:after="140"/>
-      </w:pPr>
-      <w:r>
-        <w:rPr>
-          <w:rFonts w:ascii="Calibri" w:hAnsi="Calibri"/>
-          <w:sz w:val="22"/>
-        </w:rPr>
-        <w:t>Para consultar requisitos: dado un trámite con fuente vigente, cuando se solicita información, entonces se muestran requisitos y enlace correspondiente; dada la falta de fuente vigente, cuando se consulta, entonces se informa el límite y se deriva; dada una consulta fuera del piloto, cuando se recibe, entonces se comunica el alcance y el canal de atención. Estos criterios son ejemplos que deben acordarse. El enlace es criterio específico; las verificaciones comunes pueden integrar la DoD; conocer la fuente antes de seleccionar puede integrar la DoR.</w:t>
-      </w:r>
-    </w:p>
-    <w:p>
-      <w:pPr>
-        <w:spacing w:line="278" w:lineRule="auto" w:after="140"/>
-      </w:pPr>
-      <w:r>
-        <w:rPr>
-          <w:rFonts w:ascii="Calibri" w:hAnsi="Calibri"/>
-          <w:sz w:val="22"/>
-        </w:rPr>
-        <w:t>Si falta la DoD, no se cuenta como Incremento, aunque cumpla un criterio particular.</w:t>
-      </w:r>
-    </w:p>
-    <w:p>
-      <w:pPr>
-        <w:pStyle w:val="Heading2"/>
-        <w:keepNext/>
-      </w:pPr>
-      <w:r>
-        <w:rPr>
-          <w:rFonts w:ascii="Calibri" w:hAnsi="Calibri"/>
-          <w:b/>
-          <w:color w:val="000000"/>
-          <w:sz w:val="26"/>
-        </w:rPr>
-        <w:t>Actividad 3</w:t>
-      </w:r>
-    </w:p>
-    <w:p>
-      <w:pPr>
-        <w:spacing w:line="278" w:lineRule="auto" w:after="140"/>
-      </w:pPr>
-      <w:r>
-        <w:rPr>
-          <w:rFonts w:ascii="Calibri" w:hAnsi="Calibri"/>
-          <w:sz w:val="22"/>
-        </w:rPr>
-        <w:t>A y C son Must por las condiciones explícitas del piloto. B puede ser Could y D Won’t have this time; otra clasificación de B necesita justificación. No es necesario llenar todas las categorías. WSJF: A = 21/3 = 7; B = 4/2 = 2; C = 21/3 = 7; D = 10/5 = 2. A y C empatan, al igual que B y D. Dependencias, evidencia o urgencia real ayudan a desempatar; un puntaje no reemplaza juicio.</w:t>
-      </w:r>
-    </w:p>
-    <w:p>
-      <w:pPr>
-        <w:spacing w:line="278" w:lineRule="auto" w:after="140"/>
-      </w:pPr>
-      <w:r>
-        <w:rPr>
-          <w:rFonts w:ascii="Calibri" w:hAnsi="Calibri"/>
-          <w:sz w:val="22"/>
-        </w:rPr>
-        <w:t>A combina mayor valor y tamaño relativamente bajo; B es pequeño pero aporta poco al objetivo; D tiene valor intermedio y mayor tamaño. «Pequeño» no significa prioritario. Kano requiere investigar expectativas: que la información sea correcta puede ser una hipótesis de atributo básico; colores atractivos no prueban deleite. Consultá reacciones a presencia y ausencia de la característica, según la explicación del módulo.</w:t>
-      </w:r>
-    </w:p>
-    <w:p>
-      <w:pPr>
-        <w:pStyle w:val="Heading2"/>
-        <w:keepNext/>
-      </w:pPr>
-      <w:r>
-        <w:rPr>
-          <w:rFonts w:ascii="Calibri" w:hAnsi="Calibri"/>
-          <w:b/>
-          <w:color w:val="000000"/>
-          <w:sz w:val="26"/>
-        </w:rPr>
-        <w:t>Actividad 4</w:t>
-      </w:r>
-    </w:p>
-    <w:p>
-      <w:pPr>
-        <w:spacing w:line="278" w:lineRule="auto" w:after="140"/>
-      </w:pPr>
-      <w:r>
-        <w:rPr>
-          <w:rFonts w:ascii="Calibri" w:hAnsi="Calibri"/>
-          <w:sz w:val="22"/>
-        </w:rPr>
-        <w:t>Una hipótesis es que respuestas acotadas con respaldo ayudan a encontrar información correcta sin ayuda. El MVP necesita la capacidad básica, fuentes, derivación y observación del uso; puede excluir becas e inscripción automática. El criterio de decisión debe fijarse antes y considerar errores, comprensión y utilidad. Un MVP busca aprendizaje validado; una MMF es una porción que puede aportar valor comercial por sí misma. Un prototipo sirve si permite comprobar la hipótesis elegida, no por su nombre.</w:t>
-      </w:r>
-    </w:p>
-    <w:p>
-      <w:pPr>
-        <w:spacing w:line="278" w:lineRule="auto" w:after="140"/>
-      </w:pPr>
-      <w:r>
-        <w:rPr>
-          <w:rFonts w:ascii="Calibri" w:hAnsi="Calibri"/>
-          <w:sz w:val="22"/>
-        </w:rPr>
-        <w:t>La inscripción automática cambia riesgo y dependencias. Es razonable registrar la necesidad e investigar permisos e integración antes de prometerla, conservando el piloto informativo. El Product Owner responde por el backlog y conversa con interesados y Developers; el equipo aporta viabilidad y esfuerzo. El roadmap expresa la decisión y su incertidumbre. Aceptar una necesidad no equivale a empezar de inmediato.</w:t>
-      </w:r>
-    </w:p>
-    <w:p>
-      <w:pPr>
-        <w:spacing w:line="278" w:lineRule="auto" w:after="140"/>
-      </w:pPr>
-      <w:r>
-        <w:rPr>
-          <w:rFonts w:ascii="Calibri" w:hAnsi="Calibri"/>
-          <w:b/>
-          <w:color w:val="12655D"/>
-          <w:sz w:val="22"/>
-        </w:rPr>
-        <w:t>Antes de avanzar.</w:t>
-      </w:r>
-      <w:r>
-        <w:rPr>
-          <w:rFonts w:ascii="Calibri" w:hAnsi="Calibri"/>
-          <w:sz w:val="22"/>
-        </w:rPr>
-        <w:t xml:space="preserve"> Revisá que visión, objetivo, historias, prioridades y MVP apunten al mismo beneficio, y que cada respuesta pueda verificarse con evidencia.</w:t>
-      </w:r>
     </w:p>
     <w:sectPr>
       <w:footerReference w:type="default" r:id="rId9"/>
@@ -1717,58 +1839,6 @@
   </w:num>
   <w:num w:numId="9">
     <w:abstractNumId w:val="0"/>
-  </w:num>
-  <w:abstractNum w:abstractNumId="9">
-    <w:lvl w:ilvl="0">
-      <w:start w:val="1"/>
-      <w:numFmt w:val="decimal"/>
-      <w:lvlText w:val="%1."/>
-      <w:pPr>
-        <w:ind w:left="380" w:hanging="220"/>
-      </w:pPr>
-    </w:lvl>
-  </w:abstractNum>
-  <w:num w:numId="10">
-    <w:abstractNumId w:val="9"/>
-  </w:num>
-  <w:abstractNum w:abstractNumId="10">
-    <w:lvl w:ilvl="0">
-      <w:start w:val="1"/>
-      <w:numFmt w:val="decimal"/>
-      <w:lvlText w:val="%1."/>
-      <w:pPr>
-        <w:ind w:left="380" w:hanging="220"/>
-      </w:pPr>
-    </w:lvl>
-  </w:abstractNum>
-  <w:num w:numId="11">
-    <w:abstractNumId w:val="10"/>
-  </w:num>
-  <w:abstractNum w:abstractNumId="11">
-    <w:lvl w:ilvl="0">
-      <w:start w:val="1"/>
-      <w:numFmt w:val="decimal"/>
-      <w:lvlText w:val="%1."/>
-      <w:pPr>
-        <w:ind w:left="380" w:hanging="220"/>
-      </w:pPr>
-    </w:lvl>
-  </w:abstractNum>
-  <w:num w:numId="12">
-    <w:abstractNumId w:val="11"/>
-  </w:num>
-  <w:abstractNum w:abstractNumId="12">
-    <w:lvl w:ilvl="0">
-      <w:start w:val="1"/>
-      <w:numFmt w:val="decimal"/>
-      <w:lvlText w:val="%1."/>
-      <w:pPr>
-        <w:ind w:left="380" w:hanging="220"/>
-      </w:pPr>
-    </w:lvl>
-  </w:abstractNum>
-  <w:num w:numId="13">
-    <w:abstractNumId w:val="12"/>
   </w:num>
 </w:numbering>
 </file>
@@ -2005,8 +2075,8 @@
       <w:rFonts w:ascii="Calibri" w:hAnsi="Calibri"/>
       <w:b/>
       <w:bCs/>
-      <w:color w:val="000000"/>
-      <w:sz w:val="32"/>
+      <w:color w:val="5D3E83"/>
+      <w:sz w:val="34"/>
       <w:szCs w:val="28"/>
     </w:rPr>
   </w:style>
@@ -2029,7 +2099,7 @@
       <w:rFonts w:ascii="Calibri" w:hAnsi="Calibri"/>
       <w:b/>
       <w:bCs/>
-      <w:color w:val="000000"/>
+      <w:color w:val="12655D"/>
       <w:sz w:val="26"/>
       <w:szCs w:val="26"/>
     </w:rPr>
@@ -2053,7 +2123,7 @@
       <w:rFonts w:ascii="Calibri" w:hAnsi="Calibri"/>
       <w:b/>
       <w:bCs/>
-      <w:color w:val="000000"/>
+      <w:color w:val="5D3E83"/>
       <w:sz w:val="22"/>
     </w:rPr>
   </w:style>
@@ -2295,7 +2365,7 @@
       <w:color w:val="000000"/>
       <w:spacing w:val="5"/>
       <w:kern w:val="28"/>
-      <w:sz w:val="52"/>
+      <w:sz w:val="58"/>
       <w:szCs w:val="52"/>
     </w:rPr>
   </w:style>
@@ -2334,7 +2404,7 @@
       <w:b w:val="0"/>
       <w:i/>
       <w:iCs/>
-      <w:color w:val="000000"/>
+      <w:color w:val="536173"/>
       <w:spacing w:val="15"/>
       <w:sz w:val="26"/>
       <w:szCs w:val="24"/>
